--- a/templates/证人谈话笔录（预备收尾案件）.docx
+++ b/templates/证人谈话笔录（预备收尾案件）.docx
@@ -40,36 +40,27 @@
           <w:sz w:val="44"/>
           <w:szCs w:val="44"/>
         </w:rPr>
-        <w:t xml:space="preserve">  </w:t>
-      </w:r>
-      <w:r>
-        <w:rPr>
-          <w:rFonts w:hAnsi="宋体" w:cs="宋体" w:hint="eastAsia"/>
+        <w:t xml:space="preserve">  永嘉县人力资源和社会保障局</w:t>
+      </w:r>
+    </w:p>
+    <w:p>
+      <w:pPr>
+        <w:pStyle w:val="a3"/>
+        <w:jc w:val="center"/>
+        <w:rPr>
+          <w:rFonts w:hAnsi="宋体" w:cs="宋体"/>
           <w:b/>
           <w:sz w:val="44"/>
           <w:szCs w:val="44"/>
         </w:rPr>
-        <w:t>永嘉县人力资源和社会保障局</w:t>
-      </w:r>
-    </w:p>
-    <w:p>
-      <w:pPr>
-        <w:pStyle w:val="a3"/>
-        <w:jc w:val="center"/>
-        <w:rPr>
-          <w:rFonts w:hAnsi="宋体" w:cs="宋体"/>
+      </w:pPr>
+      <w:r>
+        <w:rPr>
+          <w:rFonts w:hAnsi="宋体" w:cs="宋体" w:hint="eastAsia"/>
           <w:b/>
           <w:sz w:val="44"/>
           <w:szCs w:val="44"/>
         </w:rPr>
-      </w:pPr>
-      <w:r>
-        <w:rPr>
-          <w:rFonts w:hAnsi="宋体" w:cs="宋体" w:hint="eastAsia"/>
-          <w:b/>
-          <w:sz w:val="44"/>
-          <w:szCs w:val="44"/>
-        </w:rPr>
         <w:t>调查笔录</w:t>
       </w:r>
     </w:p>
@@ -526,39 +517,7 @@
           <w:sz w:val="30"/>
           <w:szCs w:val="30"/>
         </w:rPr>
-        <w:t>问：你好，我们是永嘉县人力资源和社会保障局工伤认定调查人员</w:t>
-      </w:r>
-      <w:r>
-        <w:rPr>
-          <w:rFonts w:hAnsi="宋体" w:cs="宋体" w:hint="eastAsia"/>
-          <w:sz w:val="30"/>
-          <w:szCs w:val="30"/>
-        </w:rPr>
-        <w:t>(</w:t>
-      </w:r>
-      <w:r>
-        <w:rPr>
-          <w:rFonts w:hAnsi="宋体" w:cs="宋体" w:hint="eastAsia"/>
-          <w:sz w:val="30"/>
-          <w:szCs w:val="30"/>
-        </w:rPr>
-        <w:t>出示证件</w:t>
-      </w:r>
-      <w:r>
-        <w:rPr>
-          <w:rFonts w:hAnsi="宋体" w:cs="宋体" w:hint="eastAsia"/>
-          <w:sz w:val="30"/>
-          <w:szCs w:val="30"/>
-        </w:rPr>
-        <w:t>)</w:t>
-      </w:r>
-      <w:r>
-        <w:rPr>
-          <w:rFonts w:hAnsi="宋体" w:cs="宋体" w:hint="eastAsia"/>
-          <w:sz w:val="30"/>
-          <w:szCs w:val="30"/>
-        </w:rPr>
-        <w:t>，现向你调查有关</w:t>
+        <w:t>问：你好，我们是永嘉县人力资源和社会保障局工伤认定调查人员(出示证件)，现向你调查有关</w:t>
       </w:r>
       <w:r>
         <w:rPr>
@@ -623,9 +582,10 @@
         <w:pStyle w:val="a3"/>
         <w:spacing w:line="520" w:lineRule="exact"/>
         <w:rPr>
-          <w:rFonts w:hAnsi="宋体" w:cs="宋体"/>
-          <w:sz w:val="30"/>
-          <w:szCs w:val="30"/>
+          <w:rFonts w:hAnsi="宋体" w:cs="宋体" w:hint="eastAsia"/>
+          <w:sz w:val="30"/>
+          <w:szCs w:val="30"/>
+          <w:u w:val="single"/>
         </w:rPr>
       </w:pPr>
       <w:bookmarkStart w:id="1" w:name="OLE_LINK2"/>
@@ -638,33 +598,6 @@
           <w:u w:val="single"/>
         </w:rPr>
         <w:t>答：听清楚了，不申请回避。</w:t>
-      </w:r>
-      <w:r>
-        <w:rPr>
-          <w:rFonts w:hAnsi="宋体" w:cs="宋体" w:hint="eastAsia"/>
-          <w:sz w:val="30"/>
-          <w:szCs w:val="30"/>
-          <w:u w:val="single"/>
-        </w:rPr>
-        <w:t xml:space="preserve">                                                           </w:t>
-      </w:r>
-      <w:r>
-        <w:rPr>
-          <w:rFonts w:hAnsi="宋体" w:cs="宋体" w:hint="eastAsia"/>
-          <w:sz w:val="30"/>
-          <w:szCs w:val="30"/>
-          <w:u w:val="single"/>
-        </w:rPr>
-        <w:t xml:space="preserve">                                                                                                                                                                                                                                                                </w:t>
-      </w:r>
-      <w:r>
-        <w:rPr>
-          <w:rFonts w:hAnsi="宋体" w:cs="宋体" w:hint="eastAsia"/>
-          <w:sz w:val="30"/>
-          <w:szCs w:val="30"/>
-          <w:u w:val="single"/>
-        </w:rPr>
-        <w:t xml:space="preserve">                                                                                                        </w:t>
       </w:r>
     </w:p>
     <w:p>
@@ -675,7 +608,7 @@
         </w:tabs>
         <w:spacing w:line="520" w:lineRule="exact"/>
         <w:rPr>
-          <w:rFonts w:hAnsi="宋体" w:cs="宋体"/>
+          <w:rFonts w:hAnsi="宋体" w:cs="宋体" w:hint="eastAsia"/>
           <w:sz w:val="30"/>
           <w:szCs w:val="30"/>
           <w:u w:val="single"/>
@@ -712,64 +645,7 @@
           <w:szCs w:val="30"/>
           <w:u w:val="single"/>
         </w:rPr>
-        <w:t>问：请问你认识</w:t>
-      </w:r>
-      <w:r>
-        <w:rPr>
-          <w:rFonts w:hAnsi="宋体" w:cs="宋体"/>
-          <w:sz w:val="30"/>
-          <w:szCs w:val="30"/>
-          <w:u w:val="single"/>
-        </w:rPr>
-        <w:t>{受伤职工}</w:t>
-      </w:r>
-      <w:r>
-        <w:rPr>
-          <w:rFonts w:hAnsi="宋体" w:cs="宋体" w:hint="eastAsia"/>
-          <w:sz w:val="30"/>
-          <w:szCs w:val="30"/>
-          <w:u w:val="single"/>
-        </w:rPr>
-        <w:t>吗？他从事什么工作？</w:t>
-      </w:r>
-    </w:p>
-    <w:p>
-      <w:pPr>
-        <w:pStyle w:val="a3"/>
-        <w:spacing w:line="520" w:lineRule="exact"/>
-        <w:rPr>
-          <w:rFonts w:hAnsi="宋体" w:cs="宋体"/>
-          <w:sz w:val="30"/>
-          <w:szCs w:val="30"/>
-          <w:u w:val="single"/>
-        </w:rPr>
-      </w:pPr>
-      <w:r>
-        <w:rPr>
-          <w:rFonts w:hAnsi="宋体" w:cs="宋体" w:hint="eastAsia"/>
-          <w:sz w:val="30"/>
-          <w:szCs w:val="30"/>
-          <w:u w:val="single"/>
-        </w:rPr>
-        <w:t>答：认识的，</w:t>
-      </w:r>
-      <w:r>
-        <w:rPr>
-          <w:rFonts w:hAnsi="宋体" w:cs="宋体" w:hint="eastAsia"/>
-          <w:sz w:val="30"/>
-          <w:szCs w:val="30"/>
-          <w:u w:val="single"/>
-        </w:rPr>
-        <w:t>{受伤职工}</w:t>
-      </w:r>
-      <w:r>
-        <w:rPr>
-          <w:rFonts w:hAnsi="宋体" w:cs="宋体" w:hint="eastAsia"/>
-          <w:sz w:val="30"/>
-          <w:szCs w:val="30"/>
-          <w:u w:val="single"/>
-        </w:rPr>
-        <w:t>是在我们公司做理片工的。</w:t>
+        <w:t>答：{自我介绍}</w:t>
       </w:r>
     </w:p>
     <w:p>
@@ -793,7 +669,88 @@
           <w:szCs w:val="30"/>
           <w:u w:val="single"/>
         </w:rPr>
+        <w:t>问：请问你认识</w:t>
+      </w:r>
+      <w:r>
+        <w:rPr>
+          <w:rFonts w:hAnsi="宋体" w:cs="宋体"/>
+          <w:sz w:val="30"/>
+          <w:szCs w:val="30"/>
+          <w:u w:val="single"/>
+        </w:rPr>
+        <w:t>{受伤职工}</w:t>
+      </w:r>
+      <w:r>
+        <w:rPr>
+          <w:rFonts w:hAnsi="宋体" w:cs="宋体" w:hint="eastAsia"/>
+          <w:sz w:val="30"/>
+          <w:szCs w:val="30"/>
+          <w:u w:val="single"/>
+        </w:rPr>
+        <w:t>吗？他从事什么工作？</w:t>
+      </w:r>
+    </w:p>
+    <w:p>
+      <w:pPr>
+        <w:pStyle w:val="a3"/>
+        <w:spacing w:line="520" w:lineRule="exact"/>
+        <w:rPr>
+          <w:rFonts w:hAnsi="宋体" w:cs="宋体"/>
+          <w:sz w:val="30"/>
+          <w:szCs w:val="30"/>
+          <w:u w:val="single"/>
+        </w:rPr>
+      </w:pPr>
+      <w:r>
+        <w:rPr>
+          <w:rFonts w:hAnsi="宋体" w:cs="宋体" w:hint="eastAsia"/>
+          <w:sz w:val="30"/>
+          <w:szCs w:val="30"/>
+          <w:u w:val="single"/>
+        </w:rPr>
         <w:lastRenderedPageBreak/>
+        <w:t>答：认识的，</w:t>
+      </w:r>
+      <w:r>
+        <w:rPr>
+          <w:rFonts w:hAnsi="宋体" w:cs="宋体" w:hint="eastAsia"/>
+          <w:sz w:val="30"/>
+          <w:szCs w:val="30"/>
+          <w:u w:val="single"/>
+        </w:rPr>
+        <w:t>{受伤职工}</w:t>
+      </w:r>
+      <w:r>
+        <w:rPr>
+          <w:rFonts w:hAnsi="宋体" w:cs="宋体" w:hint="eastAsia"/>
+          <w:sz w:val="30"/>
+          <w:szCs w:val="30"/>
+          <w:u w:val="single"/>
+        </w:rPr>
+        <w:t>是在我们公司做理片工的。</w:t>
+      </w:r>
+    </w:p>
+    <w:p>
+      <w:pPr>
+        <w:pStyle w:val="a3"/>
+        <w:tabs>
+          <w:tab w:val="left" w:pos="142"/>
+        </w:tabs>
+        <w:spacing w:line="520" w:lineRule="exact"/>
+        <w:rPr>
+          <w:rFonts w:hAnsi="宋体" w:cs="宋体"/>
+          <w:sz w:val="30"/>
+          <w:szCs w:val="30"/>
+          <w:u w:val="single"/>
+        </w:rPr>
+      </w:pPr>
+      <w:r>
+        <w:rPr>
+          <w:rFonts w:hAnsi="宋体" w:cs="宋体" w:hint="eastAsia"/>
+          <w:sz w:val="30"/>
+          <w:szCs w:val="30"/>
+          <w:u w:val="single"/>
+        </w:rPr>
         <w:t>问：请问你与</w:t>
       </w:r>
       <w:r>
@@ -872,6 +829,463 @@
           <w:szCs w:val="30"/>
           <w:u w:val="single"/>
         </w:rPr>
+        <w:t>问：你在公司的具体工作是做什么？</w:t>
+      </w:r>
+    </w:p>
+    <w:p>
+      <w:pPr>
+        <w:pStyle w:val="a3"/>
+        <w:spacing w:line="520" w:lineRule="exact"/>
+        <w:rPr>
+          <w:rFonts w:hAnsi="宋体" w:cs="宋体"/>
+          <w:sz w:val="30"/>
+          <w:szCs w:val="30"/>
+          <w:u w:val="single"/>
+        </w:rPr>
+      </w:pPr>
+      <w:r>
+        <w:rPr>
+          <w:rFonts w:hAnsi="宋体" w:cs="宋体" w:hint="eastAsia"/>
+          <w:sz w:val="30"/>
+          <w:szCs w:val="30"/>
+          <w:u w:val="single"/>
+        </w:rPr>
+        <w:t>答：我也是车工。在厂里是加工产品的。</w:t>
+      </w:r>
+    </w:p>
+    <w:p>
+      <w:pPr>
+        <w:pStyle w:val="a3"/>
+        <w:spacing w:line="520" w:lineRule="exact"/>
+        <w:rPr>
+          <w:rFonts w:hAnsi="宋体" w:cs="宋体"/>
+          <w:sz w:val="30"/>
+          <w:szCs w:val="30"/>
+          <w:u w:val="single"/>
+        </w:rPr>
+      </w:pPr>
+      <w:r>
+        <w:rPr>
+          <w:rFonts w:hAnsi="宋体" w:cs="宋体" w:hint="eastAsia"/>
+          <w:sz w:val="30"/>
+          <w:szCs w:val="30"/>
+          <w:u w:val="single"/>
+        </w:rPr>
+        <w:t>问：事故发生时，你是否在现场？你当时在做什么？</w:t>
+      </w:r>
+    </w:p>
+    <w:p>
+      <w:pPr>
+        <w:pStyle w:val="a3"/>
+        <w:spacing w:line="520" w:lineRule="exact"/>
+        <w:rPr>
+          <w:rFonts w:hAnsi="宋体" w:cs="宋体"/>
+          <w:sz w:val="30"/>
+          <w:szCs w:val="30"/>
+          <w:u w:val="single"/>
+        </w:rPr>
+      </w:pPr>
+      <w:r>
+        <w:rPr>
+          <w:rFonts w:hAnsi="宋体" w:cs="宋体" w:hint="eastAsia"/>
+          <w:sz w:val="30"/>
+          <w:szCs w:val="30"/>
+          <w:u w:val="single"/>
+        </w:rPr>
+        <w:t>答：是的，我当时已经在车间了，正准备开始一天的工作。我看到</w:t>
+      </w:r>
+      <w:r>
+        <w:rPr>
+          <w:rFonts w:hAnsi="宋体" w:cs="宋体" w:hint="eastAsia"/>
+          <w:sz w:val="30"/>
+          <w:szCs w:val="30"/>
+          <w:u w:val="single"/>
+        </w:rPr>
+        <w:t>{受伤职工}</w:t>
+      </w:r>
+      <w:r>
+        <w:rPr>
+          <w:rFonts w:hAnsi="宋体" w:cs="宋体" w:hint="eastAsia"/>
+          <w:sz w:val="30"/>
+          <w:szCs w:val="30"/>
+          <w:u w:val="single"/>
+        </w:rPr>
+        <w:t>也在车间里。</w:t>
+      </w:r>
+    </w:p>
+    <w:p>
+      <w:pPr>
+        <w:pStyle w:val="a3"/>
+        <w:spacing w:line="520" w:lineRule="exact"/>
+        <w:rPr>
+          <w:rFonts w:hAnsi="宋体" w:cs="宋体"/>
+          <w:sz w:val="30"/>
+          <w:szCs w:val="30"/>
+          <w:u w:val="single"/>
+        </w:rPr>
+      </w:pPr>
+      <w:r>
+        <w:rPr>
+          <w:rFonts w:hAnsi="宋体" w:cs="宋体" w:hint="eastAsia"/>
+          <w:sz w:val="30"/>
+          <w:szCs w:val="30"/>
+          <w:u w:val="single"/>
+        </w:rPr>
+        <w:t>问：公司的正常工作时间是从几点到几点？事故发生时，是否在正常的工作时间内？</w:t>
+      </w:r>
+    </w:p>
+    <w:p>
+      <w:pPr>
+        <w:pStyle w:val="a3"/>
+        <w:spacing w:line="520" w:lineRule="exact"/>
+        <w:rPr>
+          <w:rFonts w:hAnsi="宋体" w:cs="宋体"/>
+          <w:sz w:val="30"/>
+          <w:szCs w:val="30"/>
+          <w:u w:val="single"/>
+        </w:rPr>
+      </w:pPr>
+      <w:r>
+        <w:rPr>
+          <w:rFonts w:hAnsi="宋体" w:cs="宋体" w:hint="eastAsia"/>
+          <w:sz w:val="30"/>
+          <w:szCs w:val="30"/>
+          <w:u w:val="single"/>
+        </w:rPr>
+        <w:t>答：我们正常的上班时间是早上8:00到下午17:00。事故发生时是早上大概7:45，还没到正式上班时间。</w:t>
+      </w:r>
+    </w:p>
+    <w:p>
+      <w:pPr>
+        <w:pStyle w:val="a3"/>
+        <w:spacing w:line="520" w:lineRule="exact"/>
+        <w:rPr>
+          <w:rFonts w:hAnsi="宋体" w:cs="宋体"/>
+          <w:sz w:val="30"/>
+          <w:szCs w:val="30"/>
+          <w:u w:val="single"/>
+        </w:rPr>
+      </w:pPr>
+      <w:r>
+        <w:rPr>
+          <w:rFonts w:hAnsi="宋体" w:cs="宋体" w:hint="eastAsia"/>
+          <w:sz w:val="30"/>
+          <w:szCs w:val="30"/>
+          <w:u w:val="single"/>
+        </w:rPr>
+        <w:t>问：请你详细讲述一下你亲眼所见的</w:t>
+      </w:r>
+      <w:r>
+        <w:rPr>
+          <w:rFonts w:hAnsi="宋体" w:cs="宋体"/>
+          <w:sz w:val="30"/>
+          <w:szCs w:val="30"/>
+          <w:u w:val="single"/>
+        </w:rPr>
+        <w:t>{受伤职工}</w:t>
+      </w:r>
+      <w:r>
+        <w:rPr>
+          <w:rFonts w:hAnsi="宋体" w:cs="宋体" w:hint="eastAsia"/>
+          <w:sz w:val="30"/>
+          <w:szCs w:val="30"/>
+          <w:u w:val="single"/>
+        </w:rPr>
+        <w:t>受伤的经过。包括时间、具体地点以及事发过程。</w:t>
+      </w:r>
+    </w:p>
+    <w:p>
+      <w:pPr>
+        <w:pStyle w:val="a3"/>
+        <w:spacing w:line="520" w:lineRule="exact"/>
+        <w:rPr>
+          <w:rFonts w:hAnsi="宋体" w:cs="宋体"/>
+          <w:sz w:val="30"/>
+          <w:szCs w:val="30"/>
+          <w:u w:val="single"/>
+        </w:rPr>
+      </w:pPr>
+      <w:r>
+        <w:rPr>
+          <w:rFonts w:hAnsi="宋体" w:cs="宋体" w:hint="eastAsia"/>
+          <w:sz w:val="30"/>
+          <w:szCs w:val="30"/>
+          <w:u w:val="single"/>
+        </w:rPr>
+        <w:t>答：XXXX年XX月XX日早上7:45左右，在</w:t>
+      </w:r>
+      <w:r>
+        <w:rPr>
+          <w:rFonts w:hAnsi="宋体" w:cs="宋体" w:hint="eastAsia"/>
+          <w:sz w:val="30"/>
+          <w:szCs w:val="30"/>
+          <w:u w:val="single"/>
+        </w:rPr>
+        <w:t>{用人单位}</w:t>
+      </w:r>
+      <w:r>
+        <w:rPr>
+          <w:rFonts w:hAnsi="宋体" w:cs="宋体" w:hint="eastAsia"/>
+          <w:sz w:val="30"/>
+          <w:szCs w:val="30"/>
+          <w:u w:val="single"/>
+        </w:rPr>
+        <w:t>车间的数控机床区域。我看到</w:t>
+      </w:r>
+      <w:r>
+        <w:rPr>
+          <w:rFonts w:hAnsi="宋体" w:cs="宋体" w:hint="eastAsia"/>
+          <w:sz w:val="30"/>
+          <w:szCs w:val="30"/>
+          <w:u w:val="single"/>
+        </w:rPr>
+        <w:t>{受伤职工}</w:t>
+      </w:r>
+      <w:r>
+        <w:rPr>
+          <w:rFonts w:hAnsi="宋体" w:cs="宋体" w:hint="eastAsia"/>
+          <w:sz w:val="30"/>
+          <w:szCs w:val="30"/>
+          <w:u w:val="single"/>
+        </w:rPr>
+        <w:t>正在为他操作的那台数控机床更换专用刀具（预备性工作）。他突然手一滑，正在拧紧的扳手打滑，导致他的右手猛地撞到机床的金属部件上，当时就看见他手指流血了。</w:t>
+      </w:r>
+    </w:p>
+    <w:p>
+      <w:pPr>
+        <w:pStyle w:val="a3"/>
+        <w:spacing w:line="520" w:lineRule="exact"/>
+        <w:rPr>
+          <w:rFonts w:hAnsi="宋体" w:cs="宋体"/>
+          <w:sz w:val="30"/>
+          <w:szCs w:val="30"/>
+          <w:u w:val="single"/>
+        </w:rPr>
+      </w:pPr>
+      <w:r>
+        <w:rPr>
+          <w:rFonts w:hAnsi="宋体" w:cs="宋体" w:hint="eastAsia"/>
+          <w:sz w:val="30"/>
+          <w:szCs w:val="30"/>
+          <w:u w:val="single"/>
+        </w:rPr>
+        <w:t>//（另一种收尾性工作情景示例：下班后，看到他正在清理机床内的铁屑，弯腰时滑倒摔伤。）//</w:t>
+      </w:r>
+    </w:p>
+    <w:p>
+      <w:pPr>
+        <w:pStyle w:val="a3"/>
+        <w:spacing w:line="520" w:lineRule="exact"/>
+        <w:rPr>
+          <w:rFonts w:hAnsi="宋体" w:cs="宋体"/>
+          <w:sz w:val="30"/>
+          <w:szCs w:val="30"/>
+          <w:u w:val="single"/>
+        </w:rPr>
+      </w:pPr>
+      <w:r>
+        <w:rPr>
+          <w:rFonts w:hAnsi="宋体" w:cs="宋体" w:hint="eastAsia"/>
+          <w:sz w:val="30"/>
+          <w:szCs w:val="30"/>
+          <w:u w:val="single"/>
+        </w:rPr>
+        <w:t>问：据你了解，他当时为什么要进行“更换刀具”这个操作？</w:t>
+      </w:r>
+    </w:p>
+    <w:p>
+      <w:pPr>
+        <w:pStyle w:val="a3"/>
+        <w:spacing w:line="520" w:lineRule="exact"/>
+        <w:rPr>
+          <w:rFonts w:hAnsi="宋体" w:cs="宋体"/>
+          <w:sz w:val="30"/>
+          <w:szCs w:val="30"/>
+          <w:u w:val="single"/>
+        </w:rPr>
+      </w:pPr>
+      <w:r>
+        <w:rPr>
+          <w:rFonts w:hAnsi="宋体" w:cs="宋体" w:hint="eastAsia"/>
+          <w:sz w:val="30"/>
+          <w:szCs w:val="30"/>
+          <w:u w:val="single"/>
+        </w:rPr>
+        <w:t>答：这是我们每天上班前必须要做的准备工作。不换上当天要用的特定刀具，机床就没法加工今天的零件。这本身就是他工作的一部分，而且公司</w:t>
+      </w:r>
+      <w:r>
+        <w:rPr>
+          <w:rFonts w:hAnsi="宋体" w:cs="宋体" w:hint="eastAsia"/>
+          <w:sz w:val="30"/>
+          <w:szCs w:val="30"/>
+          <w:u w:val="single"/>
+        </w:rPr>
+        <w:lastRenderedPageBreak/>
+        <w:t>有要求必须在开工前完成。</w:t>
+      </w:r>
+    </w:p>
+    <w:p>
+      <w:pPr>
+        <w:pStyle w:val="a3"/>
+        <w:spacing w:line="520" w:lineRule="exact"/>
+        <w:rPr>
+          <w:rFonts w:hAnsi="宋体" w:cs="宋体"/>
+          <w:sz w:val="30"/>
+          <w:szCs w:val="30"/>
+          <w:u w:val="single"/>
+        </w:rPr>
+      </w:pPr>
+      <w:r>
+        <w:rPr>
+          <w:rFonts w:hAnsi="宋体" w:cs="宋体" w:hint="eastAsia"/>
+          <w:sz w:val="30"/>
+          <w:szCs w:val="30"/>
+          <w:u w:val="single"/>
+        </w:rPr>
+        <w:t>问：这项工作通常是由谁来完成？是公司规定的吗？</w:t>
+      </w:r>
+    </w:p>
+    <w:p>
+      <w:pPr>
+        <w:pStyle w:val="a3"/>
+        <w:spacing w:line="520" w:lineRule="exact"/>
+        <w:rPr>
+          <w:rFonts w:hAnsi="宋体" w:cs="宋体"/>
+          <w:sz w:val="30"/>
+          <w:szCs w:val="30"/>
+          <w:u w:val="single"/>
+        </w:rPr>
+      </w:pPr>
+      <w:r>
+        <w:rPr>
+          <w:rFonts w:hAnsi="宋体" w:cs="宋体" w:hint="eastAsia"/>
+          <w:sz w:val="30"/>
+          <w:szCs w:val="30"/>
+          <w:u w:val="single"/>
+        </w:rPr>
+        <w:t>答：由操作工本人完成。这是公司规定的安全操作规程和岗位职责里明确要求的，就是为了保证生产能准时、安全地开始。</w:t>
+      </w:r>
+    </w:p>
+    <w:p>
+      <w:pPr>
+        <w:pStyle w:val="a3"/>
+        <w:spacing w:line="520" w:lineRule="exact"/>
+        <w:rPr>
+          <w:rFonts w:hAnsi="宋体" w:cs="宋体"/>
+          <w:sz w:val="30"/>
+          <w:szCs w:val="30"/>
+          <w:u w:val="single"/>
+        </w:rPr>
+      </w:pPr>
+      <w:r>
+        <w:rPr>
+          <w:rFonts w:hAnsi="宋体" w:cs="宋体" w:hint="eastAsia"/>
+          <w:sz w:val="30"/>
+          <w:szCs w:val="30"/>
+          <w:u w:val="single"/>
+        </w:rPr>
+        <w:t>问：事故发生后，你们是如何处理的？有没有通知的领导？</w:t>
+      </w:r>
+    </w:p>
+    <w:p>
+      <w:pPr>
+        <w:pStyle w:val="a3"/>
+        <w:spacing w:line="520" w:lineRule="exact"/>
+        <w:rPr>
+          <w:rFonts w:hAnsi="宋体" w:cs="宋体"/>
+          <w:sz w:val="30"/>
+          <w:szCs w:val="30"/>
+          <w:u w:val="single"/>
+        </w:rPr>
+      </w:pPr>
+      <w:r>
+        <w:rPr>
+          <w:rFonts w:hAnsi="宋体" w:cs="宋体" w:hint="eastAsia"/>
+          <w:sz w:val="30"/>
+          <w:szCs w:val="30"/>
+          <w:u w:val="single"/>
+        </w:rPr>
+        <w:t>答：我马上过去查看了他的伤情，然后用车间的急救箱给他简单包扎了一下，就立刻开车送他去永嘉县人民医院了，同时在路上向车间主任报告了这件事。</w:t>
+      </w:r>
+    </w:p>
+    <w:p>
+      <w:pPr>
+        <w:pStyle w:val="a3"/>
+        <w:spacing w:line="520" w:lineRule="exact"/>
+        <w:rPr>
+          <w:rFonts w:hAnsi="宋体" w:cs="宋体"/>
+          <w:sz w:val="30"/>
+          <w:szCs w:val="30"/>
+          <w:u w:val="single"/>
+        </w:rPr>
+      </w:pPr>
+      <w:r>
+        <w:rPr>
+          <w:rFonts w:hAnsi="宋体" w:cs="宋体" w:hint="eastAsia"/>
+          <w:sz w:val="30"/>
+          <w:szCs w:val="30"/>
+          <w:u w:val="single"/>
+        </w:rPr>
+        <w:t>问：你与</w:t>
+      </w:r>
+      <w:r>
+        <w:rPr>
+          <w:rFonts w:hAnsi="宋体" w:cs="宋体" w:hint="eastAsia"/>
+          <w:sz w:val="30"/>
+          <w:szCs w:val="30"/>
+          <w:u w:val="single"/>
+        </w:rPr>
+        <w:t>{受伤职工}</w:t>
+      </w:r>
+      <w:r>
+        <w:rPr>
+          <w:rFonts w:hAnsi="宋体" w:cs="宋体" w:hint="eastAsia"/>
+          <w:sz w:val="30"/>
+          <w:szCs w:val="30"/>
+          <w:u w:val="single"/>
+        </w:rPr>
+        <w:t>之间有无个人恩怨？你所陈述的内容是否客观公正？</w:t>
+      </w:r>
+    </w:p>
+    <w:p>
+      <w:pPr>
+        <w:pStyle w:val="a3"/>
+        <w:spacing w:line="520" w:lineRule="exact"/>
+        <w:rPr>
+          <w:rFonts w:hAnsi="宋体" w:cs="宋体"/>
+          <w:sz w:val="30"/>
+          <w:szCs w:val="30"/>
+          <w:u w:val="single"/>
+        </w:rPr>
+      </w:pPr>
+      <w:r>
+        <w:rPr>
+          <w:rFonts w:hAnsi="宋体" w:cs="宋体" w:hint="eastAsia"/>
+          <w:sz w:val="30"/>
+          <w:szCs w:val="30"/>
+          <w:u w:val="single"/>
+        </w:rPr>
+        <w:t>答：没有，我们就是正常的同事和上下级关系，没有矛盾。我所说的都是我亲眼看到的情况，保证客观公正。</w:t>
+      </w:r>
+    </w:p>
+    <w:p>
+      <w:pPr>
+        <w:pStyle w:val="a3"/>
+        <w:spacing w:line="520" w:lineRule="exact"/>
+        <w:rPr>
+          <w:rFonts w:hAnsi="宋体" w:cs="宋体"/>
+          <w:sz w:val="30"/>
+          <w:szCs w:val="30"/>
+          <w:u w:val="single"/>
+        </w:rPr>
+      </w:pPr>
+      <w:r>
+        <w:rPr>
+          <w:rFonts w:hAnsi="宋体" w:cs="宋体" w:hint="eastAsia"/>
+          <w:sz w:val="30"/>
+          <w:szCs w:val="30"/>
+          <w:u w:val="single"/>
+        </w:rPr>
         <w:t>问：</w:t>
       </w:r>
       <w:r>
@@ -881,78 +1295,6 @@
           <w:szCs w:val="30"/>
           <w:u w:val="single"/>
         </w:rPr>
-        <w:t>你在公司的具体工作是做什么？</w:t>
-      </w:r>
-    </w:p>
-    <w:p>
-      <w:pPr>
-        <w:pStyle w:val="a3"/>
-        <w:spacing w:line="520" w:lineRule="exact"/>
-        <w:rPr>
-          <w:rFonts w:hAnsi="宋体" w:cs="宋体"/>
-          <w:sz w:val="30"/>
-          <w:szCs w:val="30"/>
-          <w:u w:val="single"/>
-        </w:rPr>
-      </w:pPr>
-      <w:r>
-        <w:rPr>
-          <w:rFonts w:hAnsi="宋体" w:cs="宋体" w:hint="eastAsia"/>
-          <w:sz w:val="30"/>
-          <w:szCs w:val="30"/>
-          <w:u w:val="single"/>
-        </w:rPr>
-        <w:t>答：我也是车工。在厂里是加工产品的。</w:t>
-      </w:r>
-    </w:p>
-    <w:p>
-      <w:pPr>
-        <w:pStyle w:val="a3"/>
-        <w:spacing w:line="520" w:lineRule="exact"/>
-        <w:rPr>
-          <w:rFonts w:hAnsi="宋体" w:cs="宋体"/>
-          <w:sz w:val="30"/>
-          <w:szCs w:val="30"/>
-          <w:u w:val="single"/>
-        </w:rPr>
-      </w:pPr>
-      <w:r>
-        <w:rPr>
-          <w:rFonts w:hAnsi="宋体" w:cs="宋体" w:hint="eastAsia"/>
-          <w:sz w:val="30"/>
-          <w:szCs w:val="30"/>
-          <w:u w:val="single"/>
-        </w:rPr>
-        <w:t>问：事故发生时，你是否在现场？你当时在做什么？</w:t>
-      </w:r>
-    </w:p>
-    <w:p>
-      <w:pPr>
-        <w:pStyle w:val="a3"/>
-        <w:spacing w:line="520" w:lineRule="exact"/>
-        <w:rPr>
-          <w:rFonts w:hAnsi="宋体" w:cs="宋体"/>
-          <w:sz w:val="30"/>
-          <w:szCs w:val="30"/>
-          <w:u w:val="single"/>
-        </w:rPr>
-      </w:pPr>
-      <w:r>
-        <w:rPr>
-          <w:rFonts w:hAnsi="宋体" w:cs="宋体" w:hint="eastAsia"/>
-          <w:sz w:val="30"/>
-          <w:szCs w:val="30"/>
-          <w:u w:val="single"/>
-        </w:rPr>
-        <w:t>答：是的，我当时已经在车间了，正准备开始一天的工作。我看到</w:t>
-      </w:r>
-      <w:r>
-        <w:rPr>
-          <w:rFonts w:hAnsi="宋体" w:cs="宋体" w:hint="eastAsia"/>
-          <w:sz w:val="30"/>
-          <w:szCs w:val="30"/>
-          <w:u w:val="single"/>
-        </w:rPr>
         <w:t>{受伤职工}</w:t>
       </w:r>
       <w:r>
@@ -962,128 +1304,53 @@
           <w:szCs w:val="30"/>
           <w:u w:val="single"/>
         </w:rPr>
-        <w:t>也在车间里。</w:t>
-      </w:r>
-    </w:p>
-    <w:p>
-      <w:pPr>
-        <w:pStyle w:val="a3"/>
-        <w:spacing w:line="520" w:lineRule="exact"/>
-        <w:rPr>
-          <w:rFonts w:hAnsi="宋体" w:cs="宋体"/>
-          <w:sz w:val="30"/>
-          <w:szCs w:val="30"/>
-          <w:u w:val="single"/>
-        </w:rPr>
-      </w:pPr>
-      <w:r>
-        <w:rPr>
-          <w:rFonts w:hAnsi="宋体" w:cs="宋体" w:hint="eastAsia"/>
-          <w:sz w:val="30"/>
-          <w:szCs w:val="30"/>
-          <w:u w:val="single"/>
-        </w:rPr>
-        <w:t>问：公司的正常工作时间是从几点到几点？事故发生时，是否在正常的工作时间内？</w:t>
-      </w:r>
-    </w:p>
-    <w:p>
-      <w:pPr>
-        <w:pStyle w:val="a3"/>
-        <w:spacing w:line="520" w:lineRule="exact"/>
-        <w:rPr>
-          <w:rFonts w:hAnsi="宋体" w:cs="宋体"/>
-          <w:sz w:val="30"/>
-          <w:szCs w:val="30"/>
-          <w:u w:val="single"/>
-        </w:rPr>
-      </w:pPr>
-      <w:r>
-        <w:rPr>
-          <w:rFonts w:hAnsi="宋体" w:cs="宋体" w:hint="eastAsia"/>
-          <w:sz w:val="30"/>
-          <w:szCs w:val="30"/>
-          <w:u w:val="single"/>
-        </w:rPr>
-        <w:t>答：我们正常的上班时间是早上</w:t>
-      </w:r>
-      <w:r>
-        <w:rPr>
-          <w:rFonts w:hAnsi="宋体" w:cs="宋体" w:hint="eastAsia"/>
-          <w:sz w:val="30"/>
-          <w:szCs w:val="30"/>
-          <w:u w:val="single"/>
-        </w:rPr>
-        <w:t>8:00</w:t>
-      </w:r>
-      <w:r>
-        <w:rPr>
-          <w:rFonts w:hAnsi="宋体" w:cs="宋体" w:hint="eastAsia"/>
-          <w:sz w:val="30"/>
-          <w:szCs w:val="30"/>
-          <w:u w:val="single"/>
-        </w:rPr>
-        <w:t>到下午</w:t>
-      </w:r>
-      <w:r>
-        <w:rPr>
-          <w:rFonts w:hAnsi="宋体" w:cs="宋体" w:hint="eastAsia"/>
-          <w:sz w:val="30"/>
-          <w:szCs w:val="30"/>
-          <w:u w:val="single"/>
-        </w:rPr>
-        <w:t>17:00</w:t>
-      </w:r>
-      <w:r>
-        <w:rPr>
-          <w:rFonts w:hAnsi="宋体" w:cs="宋体" w:hint="eastAsia"/>
-          <w:sz w:val="30"/>
-          <w:szCs w:val="30"/>
-          <w:u w:val="single"/>
-        </w:rPr>
-        <w:t>。事故发生时是早上大概</w:t>
-      </w:r>
-      <w:r>
-        <w:rPr>
-          <w:rFonts w:hAnsi="宋体" w:cs="宋体" w:hint="eastAsia"/>
-          <w:sz w:val="30"/>
-          <w:szCs w:val="30"/>
-          <w:u w:val="single"/>
-        </w:rPr>
-        <w:t>7:45</w:t>
-      </w:r>
-      <w:r>
-        <w:rPr>
-          <w:rFonts w:hAnsi="宋体" w:cs="宋体" w:hint="eastAsia"/>
-          <w:sz w:val="30"/>
-          <w:szCs w:val="30"/>
-          <w:u w:val="single"/>
-        </w:rPr>
-        <w:t>，还没到正式上班时间。</w:t>
-      </w:r>
-    </w:p>
-    <w:p>
-      <w:pPr>
-        <w:pStyle w:val="a3"/>
-        <w:spacing w:line="520" w:lineRule="exact"/>
-        <w:rPr>
-          <w:rFonts w:hAnsi="宋体" w:cs="宋体"/>
-          <w:sz w:val="30"/>
-          <w:szCs w:val="30"/>
-          <w:u w:val="single"/>
-        </w:rPr>
-      </w:pPr>
-      <w:r>
-        <w:rPr>
-          <w:rFonts w:hAnsi="宋体" w:cs="宋体" w:hint="eastAsia"/>
-          <w:sz w:val="30"/>
-          <w:szCs w:val="30"/>
-          <w:u w:val="single"/>
-        </w:rPr>
-        <w:t>问：请你详细讲述一下你亲眼所见的</w:t>
-      </w:r>
-      <w:r>
-        <w:rPr>
-          <w:rFonts w:hAnsi="宋体" w:cs="宋体"/>
+        <w:t>受伤的现场当时还有谁在场吗？</w:t>
+      </w:r>
+    </w:p>
+    <w:p>
+      <w:pPr>
+        <w:pStyle w:val="a3"/>
+        <w:spacing w:line="520" w:lineRule="exact"/>
+        <w:rPr>
+          <w:rFonts w:hAnsi="宋体" w:cs="宋体"/>
+          <w:sz w:val="30"/>
+          <w:szCs w:val="30"/>
+          <w:u w:val="single"/>
+        </w:rPr>
+      </w:pPr>
+      <w:r>
+        <w:rPr>
+          <w:rFonts w:hAnsi="宋体" w:cs="宋体" w:hint="eastAsia"/>
+          <w:sz w:val="30"/>
+          <w:szCs w:val="30"/>
+          <w:u w:val="single"/>
+        </w:rPr>
+        <w:t>答：他受伤时我是离他最近的，后来有五六个人过来，有陈明忠、陈军、张荣长、王良国他们几个。</w:t>
+      </w:r>
+    </w:p>
+    <w:p>
+      <w:pPr>
+        <w:pStyle w:val="a3"/>
+        <w:spacing w:line="520" w:lineRule="exact"/>
+        <w:rPr>
+          <w:rFonts w:hAnsi="宋体" w:cs="宋体"/>
+          <w:sz w:val="30"/>
+          <w:szCs w:val="30"/>
+          <w:u w:val="single"/>
+        </w:rPr>
+      </w:pPr>
+      <w:r>
+        <w:rPr>
+          <w:rFonts w:hAnsi="宋体" w:cs="宋体" w:hint="eastAsia"/>
+          <w:sz w:val="30"/>
+          <w:szCs w:val="30"/>
+          <w:u w:val="single"/>
+        </w:rPr>
+        <w:t>问：</w:t>
+      </w:r>
+      <w:r>
+        <w:rPr>
+          <w:rFonts w:hAnsi="宋体" w:cs="宋体" w:hint="eastAsia"/>
           <w:sz w:val="30"/>
           <w:szCs w:val="30"/>
           <w:u w:val="single"/>
@@ -1097,118 +1364,49 @@
           <w:szCs w:val="30"/>
           <w:u w:val="single"/>
         </w:rPr>
-        <w:t>受伤的经过。包括时间、具体地点以及事发过程。</w:t>
-      </w:r>
-    </w:p>
-    <w:p>
-      <w:pPr>
-        <w:pStyle w:val="a3"/>
-        <w:spacing w:line="520" w:lineRule="exact"/>
-        <w:rPr>
-          <w:rFonts w:hAnsi="宋体" w:cs="宋体"/>
-          <w:sz w:val="30"/>
-          <w:szCs w:val="30"/>
-          <w:u w:val="single"/>
-        </w:rPr>
-      </w:pPr>
-      <w:r>
-        <w:rPr>
-          <w:rFonts w:hAnsi="宋体" w:cs="宋体" w:hint="eastAsia"/>
-          <w:sz w:val="30"/>
-          <w:szCs w:val="30"/>
-          <w:u w:val="single"/>
-        </w:rPr>
-        <w:t>答：</w:t>
-      </w:r>
-      <w:r>
-        <w:rPr>
-          <w:rFonts w:hAnsi="宋体" w:cs="宋体" w:hint="eastAsia"/>
-          <w:sz w:val="30"/>
-          <w:szCs w:val="30"/>
-          <w:u w:val="single"/>
-        </w:rPr>
-        <w:t>XXXX</w:t>
-      </w:r>
-      <w:r>
-        <w:rPr>
-          <w:rFonts w:hAnsi="宋体" w:cs="宋体" w:hint="eastAsia"/>
-          <w:sz w:val="30"/>
-          <w:szCs w:val="30"/>
-          <w:u w:val="single"/>
-        </w:rPr>
-        <w:t>年</w:t>
-      </w:r>
-      <w:r>
-        <w:rPr>
-          <w:rFonts w:hAnsi="宋体" w:cs="宋体" w:hint="eastAsia"/>
-          <w:sz w:val="30"/>
-          <w:szCs w:val="30"/>
-          <w:u w:val="single"/>
-        </w:rPr>
-        <w:t>XX</w:t>
-      </w:r>
-      <w:r>
-        <w:rPr>
-          <w:rFonts w:hAnsi="宋体" w:cs="宋体" w:hint="eastAsia"/>
-          <w:sz w:val="30"/>
-          <w:szCs w:val="30"/>
-          <w:u w:val="single"/>
-        </w:rPr>
-        <w:t>月</w:t>
-      </w:r>
-      <w:r>
-        <w:rPr>
-          <w:rFonts w:hAnsi="宋体" w:cs="宋体" w:hint="eastAsia"/>
-          <w:sz w:val="30"/>
-          <w:szCs w:val="30"/>
-          <w:u w:val="single"/>
-        </w:rPr>
-        <w:t>XX</w:t>
-      </w:r>
-      <w:r>
-        <w:rPr>
-          <w:rFonts w:hAnsi="宋体" w:cs="宋体" w:hint="eastAsia"/>
-          <w:sz w:val="30"/>
-          <w:szCs w:val="30"/>
-          <w:u w:val="single"/>
-        </w:rPr>
-        <w:t>日早上</w:t>
-      </w:r>
-      <w:r>
-        <w:rPr>
-          <w:rFonts w:hAnsi="宋体" w:cs="宋体" w:hint="eastAsia"/>
-          <w:sz w:val="30"/>
-          <w:szCs w:val="30"/>
-          <w:u w:val="single"/>
-        </w:rPr>
-        <w:t>7:45</w:t>
-      </w:r>
-      <w:r>
-        <w:rPr>
-          <w:rFonts w:hAnsi="宋体" w:cs="宋体" w:hint="eastAsia"/>
-          <w:sz w:val="30"/>
-          <w:szCs w:val="30"/>
-          <w:u w:val="single"/>
-        </w:rPr>
-        <w:t>左右，在</w:t>
-      </w:r>
-      <w:r>
-        <w:rPr>
-          <w:rFonts w:hAnsi="宋体" w:cs="宋体" w:hint="eastAsia"/>
-          <w:sz w:val="30"/>
-          <w:szCs w:val="30"/>
-          <w:u w:val="single"/>
-        </w:rPr>
-        <w:t>{用人单位}</w:t>
-      </w:r>
-      <w:r>
-        <w:rPr>
-          <w:rFonts w:hAnsi="宋体" w:cs="宋体" w:hint="eastAsia"/>
-          <w:sz w:val="30"/>
-          <w:szCs w:val="30"/>
-          <w:u w:val="single"/>
-        </w:rPr>
-        <w:t>车间的数控机床区域。我看到</w:t>
+        <w:t>受伤的具体地点是在哪里？</w:t>
+      </w:r>
+    </w:p>
+    <w:p>
+      <w:pPr>
+        <w:pStyle w:val="a3"/>
+        <w:spacing w:line="520" w:lineRule="exact"/>
+        <w:rPr>
+          <w:rFonts w:hAnsi="宋体" w:cs="宋体"/>
+          <w:sz w:val="30"/>
+          <w:szCs w:val="30"/>
+          <w:u w:val="single"/>
+        </w:rPr>
+      </w:pPr>
+      <w:r>
+        <w:rPr>
+          <w:rFonts w:hAnsi="宋体" w:cs="宋体" w:hint="eastAsia"/>
+          <w:sz w:val="30"/>
+          <w:szCs w:val="30"/>
+          <w:u w:val="single"/>
+        </w:rPr>
+        <w:t>答：事故就在他操作的数控机床的工位上发生的，工具和零件都散落在旁边。</w:t>
+      </w:r>
+    </w:p>
+    <w:p>
+      <w:pPr>
+        <w:pStyle w:val="a3"/>
+        <w:spacing w:line="520" w:lineRule="exact"/>
+        <w:rPr>
+          <w:rFonts w:hAnsi="宋体" w:cs="宋体"/>
+          <w:sz w:val="30"/>
+          <w:szCs w:val="30"/>
+          <w:u w:val="single"/>
+        </w:rPr>
+      </w:pPr>
+      <w:r>
+        <w:rPr>
+          <w:rFonts w:hAnsi="宋体" w:cs="宋体" w:hint="eastAsia"/>
+          <w:sz w:val="30"/>
+          <w:szCs w:val="30"/>
+          <w:u w:val="single"/>
+        </w:rPr>
+        <w:t>问：</w:t>
       </w:r>
       <w:r>
         <w:rPr>
@@ -1226,97 +1424,129 @@
           <w:szCs w:val="30"/>
           <w:u w:val="single"/>
         </w:rPr>
-        <w:t>正在为他操作的那台数控机床更换专用刀具（预备性工作）。他突然手一滑，正在拧紧的扳手打滑，导致他的右手猛地撞到机床的金属部件上，当时就看见他手指流血了。</w:t>
-      </w:r>
-    </w:p>
-    <w:p>
-      <w:pPr>
-        <w:pStyle w:val="a3"/>
-        <w:spacing w:line="520" w:lineRule="exact"/>
-        <w:rPr>
-          <w:rFonts w:hAnsi="宋体" w:cs="宋体"/>
-          <w:sz w:val="30"/>
-          <w:szCs w:val="30"/>
-          <w:u w:val="single"/>
-        </w:rPr>
-      </w:pPr>
-      <w:r>
-        <w:rPr>
-          <w:rFonts w:hAnsi="宋体" w:cs="宋体" w:hint="eastAsia"/>
-          <w:sz w:val="30"/>
-          <w:szCs w:val="30"/>
-          <w:u w:val="single"/>
-        </w:rPr>
-        <w:t>//</w:t>
-      </w:r>
-      <w:r>
-        <w:rPr>
-          <w:rFonts w:hAnsi="宋体" w:cs="宋体" w:hint="eastAsia"/>
-          <w:sz w:val="30"/>
-          <w:szCs w:val="30"/>
-          <w:u w:val="single"/>
-        </w:rPr>
-        <w:t>（另一种收尾性工作情景示例：下班后，看到他正在清理机床内的铁屑，弯腰时滑倒摔伤。）</w:t>
-      </w:r>
-      <w:r>
-        <w:rPr>
-          <w:rFonts w:hAnsi="宋体" w:cs="宋体" w:hint="eastAsia"/>
-          <w:sz w:val="30"/>
-          <w:szCs w:val="30"/>
-          <w:u w:val="single"/>
-        </w:rPr>
-        <w:t>//</w:t>
-      </w:r>
-    </w:p>
-    <w:p>
-      <w:pPr>
-        <w:pStyle w:val="a3"/>
-        <w:spacing w:line="520" w:lineRule="exact"/>
-        <w:rPr>
-          <w:rFonts w:hAnsi="宋体" w:cs="宋体"/>
-          <w:sz w:val="30"/>
-          <w:szCs w:val="30"/>
-          <w:u w:val="single"/>
-        </w:rPr>
-      </w:pPr>
-      <w:r>
-        <w:rPr>
-          <w:rFonts w:hAnsi="宋体" w:cs="宋体" w:hint="eastAsia"/>
-          <w:sz w:val="30"/>
-          <w:szCs w:val="30"/>
-          <w:u w:val="single"/>
-        </w:rPr>
-        <w:t>问：据你了解，他当时为什么要进行“更换刀具”这个操作？</w:t>
-      </w:r>
-    </w:p>
-    <w:p>
-      <w:pPr>
-        <w:pStyle w:val="a3"/>
-        <w:spacing w:line="520" w:lineRule="exact"/>
-        <w:rPr>
-          <w:rFonts w:hAnsi="宋体" w:cs="宋体"/>
-          <w:sz w:val="30"/>
-          <w:szCs w:val="30"/>
-          <w:u w:val="single"/>
-        </w:rPr>
-      </w:pPr>
-      <w:r>
-        <w:rPr>
-          <w:rFonts w:hAnsi="宋体" w:cs="宋体" w:hint="eastAsia"/>
-          <w:sz w:val="30"/>
-          <w:szCs w:val="30"/>
-          <w:u w:val="single"/>
-        </w:rPr>
-        <w:t>答：这是我们每天上班前必须要做的准备工作。不换上当天要用的特定刀具，机床就没法加工今天的零件。这本身就是他工</w:t>
-      </w:r>
-      <w:r>
-        <w:rPr>
-          <w:rFonts w:hAnsi="宋体" w:cs="宋体" w:hint="eastAsia"/>
-          <w:sz w:val="30"/>
-          <w:szCs w:val="30"/>
-          <w:u w:val="single"/>
-        </w:rPr>
-        <w:t>作的一部分，而且公司有要求必须在开工前完成。</w:t>
+        <w:t>受伤当天你有没有看到</w:t>
+      </w:r>
+      <w:r>
+        <w:rPr>
+          <w:rFonts w:hAnsi="宋体" w:cs="宋体" w:hint="eastAsia"/>
+          <w:sz w:val="30"/>
+          <w:szCs w:val="30"/>
+          <w:u w:val="single"/>
+        </w:rPr>
+        <w:t>{受伤职工}</w:t>
+      </w:r>
+      <w:r>
+        <w:rPr>
+          <w:rFonts w:hAnsi="宋体" w:cs="宋体" w:hint="eastAsia"/>
+          <w:sz w:val="30"/>
+          <w:szCs w:val="30"/>
+          <w:u w:val="single"/>
+        </w:rPr>
+        <w:t>？他当时的身体是正常的吗？</w:t>
+      </w:r>
+    </w:p>
+    <w:p>
+      <w:pPr>
+        <w:pStyle w:val="a3"/>
+        <w:spacing w:line="520" w:lineRule="exact"/>
+        <w:rPr>
+          <w:rFonts w:hAnsi="宋体" w:cs="宋体"/>
+          <w:sz w:val="30"/>
+          <w:szCs w:val="30"/>
+          <w:u w:val="single"/>
+        </w:rPr>
+      </w:pPr>
+      <w:r>
+        <w:rPr>
+          <w:rFonts w:hAnsi="宋体" w:cs="宋体" w:hint="eastAsia"/>
+          <w:sz w:val="30"/>
+          <w:szCs w:val="30"/>
+          <w:u w:val="single"/>
+        </w:rPr>
+        <w:t>答：我有看到过他的，他在受伤之前身体是正常的。</w:t>
+      </w:r>
+    </w:p>
+    <w:p>
+      <w:pPr>
+        <w:pStyle w:val="a3"/>
+        <w:spacing w:line="520" w:lineRule="exact"/>
+        <w:rPr>
+          <w:rFonts w:hAnsi="宋体" w:cs="宋体"/>
+          <w:sz w:val="30"/>
+          <w:szCs w:val="30"/>
+          <w:u w:val="single"/>
+        </w:rPr>
+      </w:pPr>
+      <w:bookmarkStart w:id="3" w:name="_Hlk90369142"/>
+      <w:r>
+        <w:rPr>
+          <w:rFonts w:hAnsi="宋体" w:cs="宋体" w:hint="eastAsia"/>
+          <w:sz w:val="30"/>
+          <w:szCs w:val="30"/>
+          <w:u w:val="single"/>
+        </w:rPr>
+        <w:t>问：你应当如实回答我们的询问并协助调查，不得提供虚假证言，否则将承担法律责任，你清楚吗？</w:t>
+      </w:r>
+    </w:p>
+    <w:p>
+      <w:pPr>
+        <w:pStyle w:val="a3"/>
+        <w:spacing w:line="520" w:lineRule="exact"/>
+        <w:rPr>
+          <w:rFonts w:hAnsi="宋体" w:cs="宋体"/>
+          <w:sz w:val="30"/>
+          <w:szCs w:val="30"/>
+          <w:u w:val="single"/>
+        </w:rPr>
+      </w:pPr>
+      <w:r>
+        <w:rPr>
+          <w:rFonts w:hAnsi="宋体" w:cs="宋体" w:hint="eastAsia"/>
+          <w:sz w:val="30"/>
+          <w:szCs w:val="30"/>
+          <w:u w:val="single"/>
+        </w:rPr>
+        <w:t>答：我知道的。</w:t>
+      </w:r>
+    </w:p>
+    <w:bookmarkEnd w:id="3"/>
+    <w:p>
+      <w:pPr>
+        <w:pStyle w:val="a3"/>
+        <w:spacing w:line="520" w:lineRule="exact"/>
+        <w:rPr>
+          <w:rFonts w:hAnsi="宋体" w:cs="宋体"/>
+          <w:sz w:val="30"/>
+          <w:szCs w:val="30"/>
+          <w:u w:val="single"/>
+        </w:rPr>
+      </w:pPr>
+      <w:r>
+        <w:rPr>
+          <w:rFonts w:hAnsi="宋体" w:cs="宋体" w:hint="eastAsia"/>
+          <w:sz w:val="30"/>
+          <w:szCs w:val="30"/>
+          <w:u w:val="single"/>
+        </w:rPr>
+        <w:t>问：</w:t>
+      </w:r>
+      <w:r>
+        <w:rPr>
+          <w:rFonts w:hAnsi="宋体" w:cs="宋体" w:hint="eastAsia"/>
+          <w:sz w:val="30"/>
+          <w:szCs w:val="30"/>
+          <w:u w:val="single"/>
+        </w:rPr>
+        <w:t>{受伤职工}</w:t>
+      </w:r>
+      <w:r>
+        <w:rPr>
+          <w:rFonts w:hAnsi="宋体" w:cs="宋体" w:hint="eastAsia"/>
+          <w:sz w:val="30"/>
+          <w:szCs w:val="30"/>
+          <w:u w:val="single"/>
+        </w:rPr>
+        <w:t>受伤后去了哪个医院？谁送他去的？</w:t>
       </w:r>
     </w:p>
     <w:p>
@@ -1338,449 +1568,6 @@
           <w:u w:val="single"/>
         </w:rPr>
         <w:lastRenderedPageBreak/>
-        <w:t>问：这项工作通常是由谁来完成？是公司规定的吗？</w:t>
-      </w:r>
-    </w:p>
-    <w:p>
-      <w:pPr>
-        <w:pStyle w:val="a3"/>
-        <w:spacing w:line="520" w:lineRule="exact"/>
-        <w:rPr>
-          <w:rFonts w:hAnsi="宋体" w:cs="宋体"/>
-          <w:sz w:val="30"/>
-          <w:szCs w:val="30"/>
-          <w:u w:val="single"/>
-        </w:rPr>
-      </w:pPr>
-      <w:r>
-        <w:rPr>
-          <w:rFonts w:hAnsi="宋体" w:cs="宋体" w:hint="eastAsia"/>
-          <w:sz w:val="30"/>
-          <w:szCs w:val="30"/>
-          <w:u w:val="single"/>
-        </w:rPr>
-        <w:t>答：由操作工本人完成。这是公司规定的安全操作规程和岗位职责里明确要求的，就是为了保证生产能准时、安全地开始。</w:t>
-      </w:r>
-    </w:p>
-    <w:p>
-      <w:pPr>
-        <w:pStyle w:val="a3"/>
-        <w:spacing w:line="520" w:lineRule="exact"/>
-        <w:rPr>
-          <w:rFonts w:hAnsi="宋体" w:cs="宋体"/>
-          <w:sz w:val="30"/>
-          <w:szCs w:val="30"/>
-          <w:u w:val="single"/>
-        </w:rPr>
-      </w:pPr>
-      <w:r>
-        <w:rPr>
-          <w:rFonts w:hAnsi="宋体" w:cs="宋体" w:hint="eastAsia"/>
-          <w:sz w:val="30"/>
-          <w:szCs w:val="30"/>
-          <w:u w:val="single"/>
-        </w:rPr>
-        <w:t>问：事故发生后，你们是如何处理的？有没有通知的领导？</w:t>
-      </w:r>
-    </w:p>
-    <w:p>
-      <w:pPr>
-        <w:pStyle w:val="a3"/>
-        <w:spacing w:line="520" w:lineRule="exact"/>
-        <w:rPr>
-          <w:rFonts w:hAnsi="宋体" w:cs="宋体"/>
-          <w:sz w:val="30"/>
-          <w:szCs w:val="30"/>
-          <w:u w:val="single"/>
-        </w:rPr>
-      </w:pPr>
-      <w:r>
-        <w:rPr>
-          <w:rFonts w:hAnsi="宋体" w:cs="宋体" w:hint="eastAsia"/>
-          <w:sz w:val="30"/>
-          <w:szCs w:val="30"/>
-          <w:u w:val="single"/>
-        </w:rPr>
-        <w:t>答：我马上过去查看了他的伤情，然后用车间的急救箱给他简单包扎了一下，就立刻开车送他去永嘉县人民医院了，同时在路上向车间主任报告了这件事。</w:t>
-      </w:r>
-    </w:p>
-    <w:p>
-      <w:pPr>
-        <w:pStyle w:val="a3"/>
-        <w:spacing w:line="520" w:lineRule="exact"/>
-        <w:rPr>
-          <w:rFonts w:hAnsi="宋体" w:cs="宋体"/>
-          <w:sz w:val="30"/>
-          <w:szCs w:val="30"/>
-          <w:u w:val="single"/>
-        </w:rPr>
-      </w:pPr>
-      <w:r>
-        <w:rPr>
-          <w:rFonts w:hAnsi="宋体" w:cs="宋体" w:hint="eastAsia"/>
-          <w:sz w:val="30"/>
-          <w:szCs w:val="30"/>
-          <w:u w:val="single"/>
-        </w:rPr>
-        <w:t>问：你与</w:t>
-      </w:r>
-      <w:r>
-        <w:rPr>
-          <w:rFonts w:hAnsi="宋体" w:cs="宋体" w:hint="eastAsia"/>
-          <w:sz w:val="30"/>
-          <w:szCs w:val="30"/>
-          <w:u w:val="single"/>
-        </w:rPr>
-        <w:t>{受伤职工}</w:t>
-      </w:r>
-      <w:r>
-        <w:rPr>
-          <w:rFonts w:hAnsi="宋体" w:cs="宋体" w:hint="eastAsia"/>
-          <w:sz w:val="30"/>
-          <w:szCs w:val="30"/>
-          <w:u w:val="single"/>
-        </w:rPr>
-        <w:t>之间有无个人恩怨？你所陈述的内容是否客观公正？</w:t>
-      </w:r>
-    </w:p>
-    <w:p>
-      <w:pPr>
-        <w:pStyle w:val="a3"/>
-        <w:spacing w:line="520" w:lineRule="exact"/>
-        <w:rPr>
-          <w:rFonts w:hAnsi="宋体" w:cs="宋体"/>
-          <w:sz w:val="30"/>
-          <w:szCs w:val="30"/>
-          <w:u w:val="single"/>
-        </w:rPr>
-      </w:pPr>
-      <w:r>
-        <w:rPr>
-          <w:rFonts w:hAnsi="宋体" w:cs="宋体" w:hint="eastAsia"/>
-          <w:sz w:val="30"/>
-          <w:szCs w:val="30"/>
-          <w:u w:val="single"/>
-        </w:rPr>
-        <w:t>答：没有，我们就是正常的同事和上下级关系，没</w:t>
-      </w:r>
-      <w:r>
-        <w:rPr>
-          <w:rFonts w:hAnsi="宋体" w:cs="宋体" w:hint="eastAsia"/>
-          <w:sz w:val="30"/>
-          <w:szCs w:val="30"/>
-          <w:u w:val="single"/>
-        </w:rPr>
-        <w:t>有矛盾。我所说的都是我亲眼看到的情况，保证客观公正。</w:t>
-      </w:r>
-    </w:p>
-    <w:p>
-      <w:pPr>
-        <w:pStyle w:val="a3"/>
-        <w:spacing w:line="520" w:lineRule="exact"/>
-        <w:rPr>
-          <w:rFonts w:hAnsi="宋体" w:cs="宋体"/>
-          <w:sz w:val="30"/>
-          <w:szCs w:val="30"/>
-          <w:u w:val="single"/>
-        </w:rPr>
-      </w:pPr>
-      <w:r>
-        <w:rPr>
-          <w:rFonts w:hAnsi="宋体" w:cs="宋体" w:hint="eastAsia"/>
-          <w:sz w:val="30"/>
-          <w:szCs w:val="30"/>
-          <w:u w:val="single"/>
-        </w:rPr>
-        <w:t>问：</w:t>
-      </w:r>
-      <w:r>
-        <w:rPr>
-          <w:rFonts w:hAnsi="宋体" w:cs="宋体" w:hint="eastAsia"/>
-          <w:sz w:val="30"/>
-          <w:szCs w:val="30"/>
-          <w:u w:val="single"/>
-        </w:rPr>
-        <w:t>{受伤职工}</w:t>
-      </w:r>
-      <w:r>
-        <w:rPr>
-          <w:rFonts w:hAnsi="宋体" w:cs="宋体" w:hint="eastAsia"/>
-          <w:sz w:val="30"/>
-          <w:szCs w:val="30"/>
-          <w:u w:val="single"/>
-        </w:rPr>
-        <w:t>受伤的现场当时还有谁在场吗？</w:t>
-      </w:r>
-    </w:p>
-    <w:p>
-      <w:pPr>
-        <w:pStyle w:val="a3"/>
-        <w:spacing w:line="520" w:lineRule="exact"/>
-        <w:rPr>
-          <w:rFonts w:hAnsi="宋体" w:cs="宋体"/>
-          <w:sz w:val="30"/>
-          <w:szCs w:val="30"/>
-          <w:u w:val="single"/>
-        </w:rPr>
-      </w:pPr>
-      <w:r>
-        <w:rPr>
-          <w:rFonts w:hAnsi="宋体" w:cs="宋体" w:hint="eastAsia"/>
-          <w:sz w:val="30"/>
-          <w:szCs w:val="30"/>
-          <w:u w:val="single"/>
-        </w:rPr>
-        <w:t>答：他受伤时我是离他最近的，后来有五六个人过来，有陈明忠、陈军、张荣长、王良国他们几个。</w:t>
-      </w:r>
-    </w:p>
-    <w:p>
-      <w:pPr>
-        <w:pStyle w:val="a3"/>
-        <w:spacing w:line="520" w:lineRule="exact"/>
-        <w:rPr>
-          <w:rFonts w:hAnsi="宋体" w:cs="宋体"/>
-          <w:sz w:val="30"/>
-          <w:szCs w:val="30"/>
-          <w:u w:val="single"/>
-        </w:rPr>
-      </w:pPr>
-      <w:r>
-        <w:rPr>
-          <w:rFonts w:hAnsi="宋体" w:cs="宋体" w:hint="eastAsia"/>
-          <w:sz w:val="30"/>
-          <w:szCs w:val="30"/>
-          <w:u w:val="single"/>
-        </w:rPr>
-        <w:t>问：</w:t>
-      </w:r>
-      <w:r>
-        <w:rPr>
-          <w:rFonts w:hAnsi="宋体" w:cs="宋体" w:hint="eastAsia"/>
-          <w:sz w:val="30"/>
-          <w:szCs w:val="30"/>
-          <w:u w:val="single"/>
-        </w:rPr>
-        <w:t>{受伤职工}</w:t>
-      </w:r>
-      <w:r>
-        <w:rPr>
-          <w:rFonts w:hAnsi="宋体" w:cs="宋体" w:hint="eastAsia"/>
-          <w:sz w:val="30"/>
-          <w:szCs w:val="30"/>
-          <w:u w:val="single"/>
-        </w:rPr>
-        <w:t>受伤的具体地点是在哪里？</w:t>
-      </w:r>
-    </w:p>
-    <w:p>
-      <w:pPr>
-        <w:pStyle w:val="a3"/>
-        <w:spacing w:line="520" w:lineRule="exact"/>
-        <w:rPr>
-          <w:rFonts w:hAnsi="宋体" w:cs="宋体"/>
-          <w:sz w:val="30"/>
-          <w:szCs w:val="30"/>
-          <w:u w:val="single"/>
-        </w:rPr>
-      </w:pPr>
-      <w:r>
-        <w:rPr>
-          <w:rFonts w:hAnsi="宋体" w:cs="宋体" w:hint="eastAsia"/>
-          <w:sz w:val="30"/>
-          <w:szCs w:val="30"/>
-          <w:u w:val="single"/>
-        </w:rPr>
-        <w:t>答：事故就在他操作的数控机床的工位上发生的，工具和零件都散落在旁边。</w:t>
-      </w:r>
-    </w:p>
-    <w:p>
-      <w:pPr>
-        <w:pStyle w:val="a3"/>
-        <w:spacing w:line="520" w:lineRule="exact"/>
-        <w:rPr>
-          <w:rFonts w:hAnsi="宋体" w:cs="宋体"/>
-          <w:sz w:val="30"/>
-          <w:szCs w:val="30"/>
-          <w:u w:val="single"/>
-        </w:rPr>
-      </w:pPr>
-      <w:r>
-        <w:rPr>
-          <w:rFonts w:hAnsi="宋体" w:cs="宋体" w:hint="eastAsia"/>
-          <w:sz w:val="30"/>
-          <w:szCs w:val="30"/>
-          <w:u w:val="single"/>
-        </w:rPr>
-        <w:t>问：</w:t>
-      </w:r>
-      <w:r>
-        <w:rPr>
-          <w:rFonts w:hAnsi="宋体" w:cs="宋体" w:hint="eastAsia"/>
-          <w:sz w:val="30"/>
-          <w:szCs w:val="30"/>
-          <w:u w:val="single"/>
-        </w:rPr>
-        <w:t>{受伤职工}</w:t>
-      </w:r>
-      <w:r>
-        <w:rPr>
-          <w:rFonts w:hAnsi="宋体" w:cs="宋体" w:hint="eastAsia"/>
-          <w:sz w:val="30"/>
-          <w:szCs w:val="30"/>
-          <w:u w:val="single"/>
-        </w:rPr>
-        <w:t>受伤当天你有没有看到</w:t>
-      </w:r>
-      <w:r>
-        <w:rPr>
-          <w:rFonts w:hAnsi="宋体" w:cs="宋体" w:hint="eastAsia"/>
-          <w:sz w:val="30"/>
-          <w:szCs w:val="30"/>
-          <w:u w:val="single"/>
-        </w:rPr>
-        <w:t>{受伤职工}</w:t>
-      </w:r>
-      <w:r>
-        <w:rPr>
-          <w:rFonts w:hAnsi="宋体" w:cs="宋体" w:hint="eastAsia"/>
-          <w:sz w:val="30"/>
-          <w:szCs w:val="30"/>
-          <w:u w:val="single"/>
-        </w:rPr>
-        <w:t>？他当时的身体是正常的吗？</w:t>
-      </w:r>
-    </w:p>
-    <w:p>
-      <w:pPr>
-        <w:pStyle w:val="a3"/>
-        <w:spacing w:line="520" w:lineRule="exact"/>
-        <w:rPr>
-          <w:rFonts w:hAnsi="宋体" w:cs="宋体"/>
-          <w:sz w:val="30"/>
-          <w:szCs w:val="30"/>
-          <w:u w:val="single"/>
-        </w:rPr>
-      </w:pPr>
-      <w:r>
-        <w:rPr>
-          <w:rFonts w:hAnsi="宋体" w:cs="宋体" w:hint="eastAsia"/>
-          <w:sz w:val="30"/>
-          <w:szCs w:val="30"/>
-          <w:u w:val="single"/>
-        </w:rPr>
-        <w:t>答：我有看到过他的，他在受伤之前身体是正常的。</w:t>
-      </w:r>
-    </w:p>
-    <w:p>
-      <w:pPr>
-        <w:pStyle w:val="a3"/>
-        <w:spacing w:line="520" w:lineRule="exact"/>
-        <w:rPr>
-          <w:rFonts w:hAnsi="宋体" w:cs="宋体"/>
-          <w:sz w:val="30"/>
-          <w:szCs w:val="30"/>
-          <w:u w:val="single"/>
-        </w:rPr>
-      </w:pPr>
-      <w:bookmarkStart w:id="3" w:name="_Hlk90369142"/>
-      <w:r>
-        <w:rPr>
-          <w:rFonts w:hAnsi="宋体" w:cs="宋体" w:hint="eastAsia"/>
-          <w:sz w:val="30"/>
-          <w:szCs w:val="30"/>
-          <w:u w:val="single"/>
-        </w:rPr>
-        <w:t>问：你应当如实回答我们的询问并协助调查，不得提供虚假证言，否则将承担法</w:t>
-      </w:r>
-      <w:r>
-        <w:rPr>
-          <w:rFonts w:hAnsi="宋体" w:cs="宋体" w:hint="eastAsia"/>
-          <w:sz w:val="30"/>
-          <w:szCs w:val="30"/>
-          <w:u w:val="single"/>
-        </w:rPr>
-        <w:t>律责任，你清楚吗？</w:t>
-      </w:r>
-    </w:p>
-    <w:p>
-      <w:pPr>
-        <w:pStyle w:val="a3"/>
-        <w:spacing w:line="520" w:lineRule="exact"/>
-        <w:rPr>
-          <w:rFonts w:hAnsi="宋体" w:cs="宋体"/>
-          <w:sz w:val="30"/>
-          <w:szCs w:val="30"/>
-          <w:u w:val="single"/>
-        </w:rPr>
-      </w:pPr>
-      <w:r>
-        <w:rPr>
-          <w:rFonts w:hAnsi="宋体" w:cs="宋体" w:hint="eastAsia"/>
-          <w:sz w:val="30"/>
-          <w:szCs w:val="30"/>
-          <w:u w:val="single"/>
-        </w:rPr>
-        <w:t>答：我知道的。</w:t>
-      </w:r>
-    </w:p>
-    <w:bookmarkEnd w:id="3"/>
-    <w:p>
-      <w:pPr>
-        <w:pStyle w:val="a3"/>
-        <w:spacing w:line="520" w:lineRule="exact"/>
-        <w:rPr>
-          <w:rFonts w:hAnsi="宋体" w:cs="宋体"/>
-          <w:sz w:val="30"/>
-          <w:szCs w:val="30"/>
-          <w:u w:val="single"/>
-        </w:rPr>
-      </w:pPr>
-      <w:r>
-        <w:rPr>
-          <w:rFonts w:hAnsi="宋体" w:cs="宋体" w:hint="eastAsia"/>
-          <w:sz w:val="30"/>
-          <w:szCs w:val="30"/>
-          <w:u w:val="single"/>
-        </w:rPr>
-        <w:t>问：</w:t>
-      </w:r>
-      <w:r>
-        <w:rPr>
-          <w:rFonts w:hAnsi="宋体" w:cs="宋体" w:hint="eastAsia"/>
-          <w:sz w:val="30"/>
-          <w:szCs w:val="30"/>
-          <w:u w:val="single"/>
-        </w:rPr>
-        <w:t>{受伤职工}</w:t>
-      </w:r>
-      <w:r>
-        <w:rPr>
-          <w:rFonts w:hAnsi="宋体" w:cs="宋体" w:hint="eastAsia"/>
-          <w:sz w:val="30"/>
-          <w:szCs w:val="30"/>
-          <w:u w:val="single"/>
-        </w:rPr>
-        <w:t>受伤后去了哪个医院？谁送他去的？</w:t>
-      </w:r>
-    </w:p>
-    <w:p>
-      <w:pPr>
-        <w:pStyle w:val="a3"/>
-        <w:spacing w:line="520" w:lineRule="exact"/>
-        <w:rPr>
-          <w:rFonts w:hAnsi="宋体" w:cs="宋体"/>
-          <w:sz w:val="30"/>
-          <w:szCs w:val="30"/>
-          <w:u w:val="single"/>
-        </w:rPr>
-      </w:pPr>
-      <w:r>
-        <w:rPr>
-          <w:rFonts w:hAnsi="宋体" w:cs="宋体" w:hint="eastAsia"/>
-          <w:sz w:val="30"/>
-          <w:szCs w:val="30"/>
-          <w:u w:val="single"/>
-        </w:rPr>
         <w:t>答：我不清楚。</w:t>
       </w:r>
     </w:p>
@@ -1802,7 +1589,6 @@
           <w:szCs w:val="30"/>
           <w:u w:val="single"/>
         </w:rPr>
-        <w:lastRenderedPageBreak/>
         <w:t>问：你还有没有需要补充？</w:t>
       </w:r>
     </w:p>
@@ -1866,16 +1652,7 @@
           <w:szCs w:val="30"/>
           <w:u w:val="single"/>
         </w:rPr>
-        <w:t>答：</w:t>
-      </w:r>
-      <w:r>
-        <w:rPr>
-          <w:rFonts w:hAnsi="宋体" w:cs="宋体" w:hint="eastAsia"/>
-          <w:sz w:val="30"/>
-          <w:szCs w:val="30"/>
-          <w:u w:val="single"/>
-        </w:rPr>
-        <w:t xml:space="preserve">                                                              </w:t>
+        <w:t xml:space="preserve">答：                                                              </w:t>
       </w:r>
       <w:bookmarkEnd w:id="1"/>
       <w:bookmarkEnd w:id="2"/>
@@ -1980,55 +1757,7 @@
         <w:sz w:val="24"/>
         <w:szCs w:val="24"/>
       </w:rPr>
-      <w:t>被调查（询问）人签名：</w:t>
-    </w:r>
-    <w:r>
-      <w:rPr>
-        <w:rFonts w:hAnsi="宋体" w:cs="宋体" w:hint="eastAsia"/>
-        <w:sz w:val="24"/>
-        <w:szCs w:val="24"/>
-      </w:rPr>
-      <w:t xml:space="preserve">                                             </w:t>
-    </w:r>
-    <w:r>
-      <w:rPr>
-        <w:rFonts w:hAnsi="宋体" w:cs="宋体" w:hint="eastAsia"/>
-        <w:sz w:val="24"/>
-        <w:szCs w:val="24"/>
-      </w:rPr>
-      <w:t>年</w:t>
-    </w:r>
-    <w:r>
-      <w:rPr>
-        <w:rFonts w:hAnsi="宋体" w:cs="宋体" w:hint="eastAsia"/>
-        <w:sz w:val="24"/>
-        <w:szCs w:val="24"/>
-      </w:rPr>
-      <w:t xml:space="preserve">    </w:t>
-    </w:r>
-    <w:r>
-      <w:rPr>
-        <w:rFonts w:hAnsi="宋体" w:cs="宋体" w:hint="eastAsia"/>
-        <w:sz w:val="24"/>
-        <w:szCs w:val="24"/>
-      </w:rPr>
-      <w:t>月</w:t>
-    </w:r>
-    <w:r>
-      <w:rPr>
-        <w:rFonts w:hAnsi="宋体" w:cs="宋体" w:hint="eastAsia"/>
-        <w:sz w:val="24"/>
-        <w:szCs w:val="24"/>
-      </w:rPr>
-      <w:t xml:space="preserve">    </w:t>
-    </w:r>
-    <w:r>
-      <w:rPr>
-        <w:rFonts w:hAnsi="宋体" w:cs="宋体" w:hint="eastAsia"/>
-        <w:sz w:val="24"/>
-        <w:szCs w:val="24"/>
-      </w:rPr>
-      <w:t>日</w:t>
+      <w:t>被调查（询问）人签名：                                             年    月    日</w:t>
     </w:r>
   </w:p>
   <w:p>
@@ -2145,7 +1874,7 @@
         <w:sz w:val="28"/>
         <w:szCs w:val="28"/>
       </w:rPr>
-      <w:t>1</w:t>
+      <w:t>4</w:t>
     </w:r>
     <w:r>
       <w:rPr>

--- a/templates/证人谈话笔录（预备收尾案件）.docx
+++ b/templates/证人谈话笔录（预备收尾案件）.docx
@@ -99,7 +99,7 @@
           <w:szCs w:val="30"/>
           <w:u w:val="single"/>
         </w:rPr>
-        <w:t>{</w:t>
+        <w:t>{{</w:t>
       </w:r>
       <w:r>
         <w:rPr>
@@ -117,16 +117,34 @@
           <w:szCs w:val="30"/>
           <w:u w:val="single"/>
         </w:rPr>
-        <w:t>}</w:t>
-      </w:r>
-      <w:r>
-        <w:rPr>
-          <w:rFonts w:hAnsi="宋体" w:cs="宋体" w:hint="eastAsia"/>
-          <w:sz w:val="30"/>
-          <w:szCs w:val="30"/>
-          <w:u w:val="single"/>
-        </w:rPr>
-        <w:t>{当前时间}</w:t>
+        <w:t>}}</w:t>
+      </w:r>
+      <w:r>
+        <w:rPr>
+          <w:rFonts w:hAnsi="宋体" w:cs="宋体" w:hint="eastAsia"/>
+          <w:sz w:val="30"/>
+          <w:szCs w:val="30"/>
+          <w:u w:val="single"/>
+        </w:rPr>
+        <w:t>{{</w:t>
+      </w:r>
+      <w:r>
+        <w:rPr>
+          <w:rFonts w:hAnsi="宋体" w:cs="宋体" w:hint="eastAsia"/>
+          <w:sz w:val="30"/>
+          <w:szCs w:val="30"/>
+          <w:u w:val="single"/>
+        </w:rPr>
+        <w:t>当前时间</w:t>
+      </w:r>
+      <w:r>
+        <w:rPr>
+          <w:rFonts w:hAnsi="宋体" w:cs="宋体" w:hint="eastAsia"/>
+          <w:sz w:val="30"/>
+          <w:szCs w:val="30"/>
+          <w:u w:val="single"/>
+        </w:rPr>
+        <w:t>}}</w:t>
       </w:r>
     </w:p>
     <w:p>
@@ -193,7 +211,16 @@
           <w:szCs w:val="30"/>
           <w:u w:val="single"/>
         </w:rPr>
-        <w:t xml:space="preserve">  {</w:t>
+        <w:t xml:space="preserve">  </w:t>
+      </w:r>
+      <w:r>
+        <w:rPr>
+          <w:rFonts w:hAnsi="宋体" w:cs="宋体"/>
+          <w:sz w:val="30"/>
+          <w:szCs w:val="30"/>
+          <w:u w:val="single"/>
+        </w:rPr>
+        <w:t>{{</w:t>
       </w:r>
       <w:r>
         <w:rPr>
@@ -211,7 +238,7 @@
           <w:szCs w:val="30"/>
           <w:u w:val="single"/>
         </w:rPr>
-        <w:t>}</w:t>
+        <w:t>}}</w:t>
       </w:r>
       <w:r>
         <w:rPr>
@@ -237,7 +264,43 @@
           <w:szCs w:val="30"/>
           <w:u w:val="single"/>
         </w:rPr>
-        <w:t xml:space="preserve"> {证人性别} </w:t>
+        <w:t xml:space="preserve"> </w:t>
+      </w:r>
+      <w:r>
+        <w:rPr>
+          <w:rFonts w:hAnsi="宋体" w:cs="宋体" w:hint="eastAsia"/>
+          <w:sz w:val="30"/>
+          <w:szCs w:val="30"/>
+          <w:u w:val="single"/>
+        </w:rPr>
+        <w:t>{{</w:t>
+      </w:r>
+      <w:r>
+        <w:rPr>
+          <w:rFonts w:hAnsi="宋体" w:cs="宋体" w:hint="eastAsia"/>
+          <w:sz w:val="30"/>
+          <w:szCs w:val="30"/>
+          <w:u w:val="single"/>
+        </w:rPr>
+        <w:t>证人性别</w:t>
+      </w:r>
+      <w:r>
+        <w:rPr>
+          <w:rFonts w:hAnsi="宋体" w:cs="宋体" w:hint="eastAsia"/>
+          <w:sz w:val="30"/>
+          <w:szCs w:val="30"/>
+          <w:u w:val="single"/>
+        </w:rPr>
+        <w:t>}}</w:t>
+      </w:r>
+      <w:r>
+        <w:rPr>
+          <w:rFonts w:hAnsi="宋体" w:cs="宋体" w:hint="eastAsia"/>
+          <w:sz w:val="30"/>
+          <w:szCs w:val="30"/>
+          <w:u w:val="single"/>
+        </w:rPr>
+        <w:t xml:space="preserve"> </w:t>
       </w:r>
       <w:r>
         <w:rPr>
@@ -254,7 +317,43 @@
           <w:szCs w:val="30"/>
           <w:u w:val="single"/>
         </w:rPr>
-        <w:t xml:space="preserve"> {证人年龄} </w:t>
+        <w:t xml:space="preserve"> </w:t>
+      </w:r>
+      <w:r>
+        <w:rPr>
+          <w:rFonts w:hAnsi="宋体" w:cs="宋体" w:hint="eastAsia"/>
+          <w:sz w:val="30"/>
+          <w:szCs w:val="30"/>
+          <w:u w:val="single"/>
+        </w:rPr>
+        <w:t>{{</w:t>
+      </w:r>
+      <w:r>
+        <w:rPr>
+          <w:rFonts w:hAnsi="宋体" w:cs="宋体" w:hint="eastAsia"/>
+          <w:sz w:val="30"/>
+          <w:szCs w:val="30"/>
+          <w:u w:val="single"/>
+        </w:rPr>
+        <w:t>证人年龄</w:t>
+      </w:r>
+      <w:r>
+        <w:rPr>
+          <w:rFonts w:hAnsi="宋体" w:cs="宋体" w:hint="eastAsia"/>
+          <w:sz w:val="30"/>
+          <w:szCs w:val="30"/>
+          <w:u w:val="single"/>
+        </w:rPr>
+        <w:t>}}</w:t>
+      </w:r>
+      <w:r>
+        <w:rPr>
+          <w:rFonts w:hAnsi="宋体" w:cs="宋体" w:hint="eastAsia"/>
+          <w:sz w:val="30"/>
+          <w:szCs w:val="30"/>
+          <w:u w:val="single"/>
+        </w:rPr>
+        <w:t xml:space="preserve"> </w:t>
       </w:r>
     </w:p>
     <w:p>
@@ -300,17 +399,44 @@
           <w:szCs w:val="30"/>
           <w:u w:val="single"/>
         </w:rPr>
-        <w:t xml:space="preserve"> {证人身份证}</w:t>
-      </w:r>
-      <w:r>
-        <w:rPr>
-          <w:rFonts w:hAnsi="宋体" w:cs="宋体"/>
-          <w:sz w:val="30"/>
-          <w:szCs w:val="30"/>
-          <w:u w:val="single"/>
-        </w:rPr>
         <w:t xml:space="preserve"> </w:t>
       </w:r>
+      <w:r>
+        <w:rPr>
+          <w:rFonts w:hAnsi="宋体" w:cs="宋体" w:hint="eastAsia"/>
+          <w:sz w:val="30"/>
+          <w:szCs w:val="30"/>
+          <w:u w:val="single"/>
+        </w:rPr>
+        <w:t>{{</w:t>
+      </w:r>
+      <w:r>
+        <w:rPr>
+          <w:rFonts w:hAnsi="宋体" w:cs="宋体" w:hint="eastAsia"/>
+          <w:sz w:val="30"/>
+          <w:szCs w:val="30"/>
+          <w:u w:val="single"/>
+        </w:rPr>
+        <w:t>证人身份证</w:t>
+      </w:r>
+      <w:r>
+        <w:rPr>
+          <w:rFonts w:hAnsi="宋体" w:cs="宋体" w:hint="eastAsia"/>
+          <w:sz w:val="30"/>
+          <w:szCs w:val="30"/>
+          <w:u w:val="single"/>
+        </w:rPr>
+        <w:t>}}</w:t>
+      </w:r>
+      <w:r>
+        <w:rPr>
+          <w:rFonts w:hAnsi="宋体" w:cs="宋体"/>
+          <w:sz w:val="30"/>
+          <w:szCs w:val="30"/>
+          <w:u w:val="single"/>
+        </w:rPr>
+        <w:t xml:space="preserve"> </w:t>
+      </w:r>
     </w:p>
     <w:p>
       <w:pPr>
@@ -338,7 +464,25 @@
           <w:szCs w:val="30"/>
           <w:u w:val="single"/>
         </w:rPr>
-        <w:t>{证人身份证地址}</w:t>
+        <w:t>{{</w:t>
+      </w:r>
+      <w:r>
+        <w:rPr>
+          <w:rFonts w:hAnsi="宋体" w:cs="宋体" w:hint="eastAsia"/>
+          <w:sz w:val="30"/>
+          <w:szCs w:val="30"/>
+          <w:u w:val="single"/>
+        </w:rPr>
+        <w:t>证人身份证地址</w:t>
+      </w:r>
+      <w:r>
+        <w:rPr>
+          <w:rFonts w:hAnsi="宋体" w:cs="宋体" w:hint="eastAsia"/>
+          <w:sz w:val="30"/>
+          <w:szCs w:val="30"/>
+          <w:u w:val="single"/>
+        </w:rPr>
+        <w:t>}}</w:t>
       </w:r>
     </w:p>
     <w:p>
@@ -367,7 +511,43 @@
           <w:szCs w:val="30"/>
           <w:u w:val="single"/>
         </w:rPr>
-        <w:t xml:space="preserve">   {用人单位}   </w:t>
+        <w:t xml:space="preserve">   </w:t>
+      </w:r>
+      <w:r>
+        <w:rPr>
+          <w:rFonts w:hAnsi="宋体" w:cs="宋体" w:hint="eastAsia"/>
+          <w:sz w:val="30"/>
+          <w:szCs w:val="30"/>
+          <w:u w:val="single"/>
+        </w:rPr>
+        <w:t>{{</w:t>
+      </w:r>
+      <w:r>
+        <w:rPr>
+          <w:rFonts w:hAnsi="宋体" w:cs="宋体" w:hint="eastAsia"/>
+          <w:sz w:val="30"/>
+          <w:szCs w:val="30"/>
+          <w:u w:val="single"/>
+        </w:rPr>
+        <w:t>用人单位</w:t>
+      </w:r>
+      <w:r>
+        <w:rPr>
+          <w:rFonts w:hAnsi="宋体" w:cs="宋体" w:hint="eastAsia"/>
+          <w:sz w:val="30"/>
+          <w:szCs w:val="30"/>
+          <w:u w:val="single"/>
+        </w:rPr>
+        <w:t>}}</w:t>
+      </w:r>
+      <w:r>
+        <w:rPr>
+          <w:rFonts w:hAnsi="宋体" w:cs="宋体" w:hint="eastAsia"/>
+          <w:sz w:val="30"/>
+          <w:szCs w:val="30"/>
+          <w:u w:val="single"/>
+        </w:rPr>
+        <w:t xml:space="preserve">   </w:t>
       </w:r>
       <w:r>
         <w:rPr>
@@ -384,7 +564,43 @@
           <w:szCs w:val="30"/>
           <w:u w:val="single"/>
         </w:rPr>
-        <w:t xml:space="preserve">  {证人岗位}  </w:t>
+        <w:t xml:space="preserve">  </w:t>
+      </w:r>
+      <w:r>
+        <w:rPr>
+          <w:rFonts w:hAnsi="宋体" w:cs="宋体" w:hint="eastAsia"/>
+          <w:sz w:val="30"/>
+          <w:szCs w:val="30"/>
+          <w:u w:val="single"/>
+        </w:rPr>
+        <w:t>{{</w:t>
+      </w:r>
+      <w:r>
+        <w:rPr>
+          <w:rFonts w:hAnsi="宋体" w:cs="宋体" w:hint="eastAsia"/>
+          <w:sz w:val="30"/>
+          <w:szCs w:val="30"/>
+          <w:u w:val="single"/>
+        </w:rPr>
+        <w:t>证人岗位</w:t>
+      </w:r>
+      <w:r>
+        <w:rPr>
+          <w:rFonts w:hAnsi="宋体" w:cs="宋体" w:hint="eastAsia"/>
+          <w:sz w:val="30"/>
+          <w:szCs w:val="30"/>
+          <w:u w:val="single"/>
+        </w:rPr>
+        <w:t>}}</w:t>
+      </w:r>
+      <w:r>
+        <w:rPr>
+          <w:rFonts w:hAnsi="宋体" w:cs="宋体" w:hint="eastAsia"/>
+          <w:sz w:val="30"/>
+          <w:szCs w:val="30"/>
+          <w:u w:val="single"/>
+        </w:rPr>
+        <w:t xml:space="preserve">  </w:t>
       </w:r>
     </w:p>
     <w:p>
@@ -413,7 +629,43 @@
           <w:szCs w:val="30"/>
           <w:u w:val="single"/>
         </w:rPr>
-        <w:t xml:space="preserve">   {证人电话}   </w:t>
+        <w:t xml:space="preserve">   </w:t>
+      </w:r>
+      <w:r>
+        <w:rPr>
+          <w:rFonts w:hAnsi="宋体" w:cs="宋体" w:hint="eastAsia"/>
+          <w:sz w:val="30"/>
+          <w:szCs w:val="30"/>
+          <w:u w:val="single"/>
+        </w:rPr>
+        <w:t>{{</w:t>
+      </w:r>
+      <w:r>
+        <w:rPr>
+          <w:rFonts w:hAnsi="宋体" w:cs="宋体" w:hint="eastAsia"/>
+          <w:sz w:val="30"/>
+          <w:szCs w:val="30"/>
+          <w:u w:val="single"/>
+        </w:rPr>
+        <w:t>证人电话</w:t>
+      </w:r>
+      <w:r>
+        <w:rPr>
+          <w:rFonts w:hAnsi="宋体" w:cs="宋体" w:hint="eastAsia"/>
+          <w:sz w:val="30"/>
+          <w:szCs w:val="30"/>
+          <w:u w:val="single"/>
+        </w:rPr>
+        <w:t>}}</w:t>
+      </w:r>
+      <w:r>
+        <w:rPr>
+          <w:rFonts w:hAnsi="宋体" w:cs="宋体" w:hint="eastAsia"/>
+          <w:sz w:val="30"/>
+          <w:szCs w:val="30"/>
+          <w:u w:val="single"/>
+        </w:rPr>
+        <w:t xml:space="preserve">   </w:t>
       </w:r>
       <w:r>
         <w:rPr>
@@ -476,7 +728,34 @@
           <w:szCs w:val="30"/>
           <w:u w:val="single"/>
         </w:rPr>
-        <w:t xml:space="preserve">   {操作员}</w:t>
+        <w:t xml:space="preserve">   </w:t>
+      </w:r>
+      <w:r>
+        <w:rPr>
+          <w:rFonts w:hAnsi="宋体" w:cs="宋体" w:hint="eastAsia"/>
+          <w:sz w:val="30"/>
+          <w:szCs w:val="30"/>
+          <w:u w:val="single"/>
+        </w:rPr>
+        <w:t>{{</w:t>
+      </w:r>
+      <w:r>
+        <w:rPr>
+          <w:rFonts w:hAnsi="宋体" w:cs="宋体" w:hint="eastAsia"/>
+          <w:sz w:val="30"/>
+          <w:szCs w:val="30"/>
+          <w:u w:val="single"/>
+        </w:rPr>
+        <w:t>操作员</w:t>
+      </w:r>
+      <w:r>
+        <w:rPr>
+          <w:rFonts w:hAnsi="宋体" w:cs="宋体" w:hint="eastAsia"/>
+          <w:sz w:val="30"/>
+          <w:szCs w:val="30"/>
+          <w:u w:val="single"/>
+        </w:rPr>
+        <w:t>}}</w:t>
       </w:r>
       <w:bookmarkStart w:id="0" w:name="_GoBack"/>
       <w:bookmarkEnd w:id="0"/>
@@ -546,7 +825,7 @@
           <w:szCs w:val="30"/>
           <w:u w:val="single"/>
         </w:rPr>
-        <w:t>{受伤职工}</w:t>
+        <w:t>{{</w:t>
       </w:r>
       <w:r>
         <w:rPr>
@@ -557,6 +836,28 @@
           <w:szCs w:val="30"/>
           <w:u w:val="single"/>
         </w:rPr>
+        <w:t>受伤职工</w:t>
+      </w:r>
+      <w:r>
+        <w:rPr>
+          <w:rFonts w:hAnsi="宋体" w:cs="宋体"/>
+          <w:b/>
+          <w:bCs/>
+          <w:sz w:val="30"/>
+          <w:szCs w:val="30"/>
+          <w:u w:val="single"/>
+        </w:rPr>
+        <w:t>}}</w:t>
+      </w:r>
+      <w:r>
+        <w:rPr>
+          <w:rFonts w:hAnsi="宋体" w:cs="宋体"/>
+          <w:b/>
+          <w:bCs/>
+          <w:sz w:val="30"/>
+          <w:szCs w:val="30"/>
+          <w:u w:val="single"/>
+        </w:rPr>
         <w:t xml:space="preserve"> </w:t>
       </w:r>
       <w:r>
@@ -582,7 +883,7 @@
         <w:pStyle w:val="a3"/>
         <w:spacing w:line="520" w:lineRule="exact"/>
         <w:rPr>
-          <w:rFonts w:hAnsi="宋体" w:cs="宋体" w:hint="eastAsia"/>
+          <w:rFonts w:hAnsi="宋体" w:cs="宋体"/>
           <w:sz w:val="30"/>
           <w:szCs w:val="30"/>
           <w:u w:val="single"/>
@@ -608,7 +909,7 @@
         </w:tabs>
         <w:spacing w:line="520" w:lineRule="exact"/>
         <w:rPr>
-          <w:rFonts w:hAnsi="宋体" w:cs="宋体" w:hint="eastAsia"/>
+          <w:rFonts w:hAnsi="宋体" w:cs="宋体"/>
           <w:sz w:val="30"/>
           <w:szCs w:val="30"/>
           <w:u w:val="single"/>
@@ -645,7 +946,34 @@
           <w:szCs w:val="30"/>
           <w:u w:val="single"/>
         </w:rPr>
-        <w:t>答：{自我介绍}</w:t>
+        <w:t>答：</w:t>
+      </w:r>
+      <w:r>
+        <w:rPr>
+          <w:rFonts w:hAnsi="宋体" w:cs="宋体" w:hint="eastAsia"/>
+          <w:sz w:val="30"/>
+          <w:szCs w:val="30"/>
+          <w:u w:val="single"/>
+        </w:rPr>
+        <w:t>{{</w:t>
+      </w:r>
+      <w:r>
+        <w:rPr>
+          <w:rFonts w:hAnsi="宋体" w:cs="宋体" w:hint="eastAsia"/>
+          <w:sz w:val="30"/>
+          <w:szCs w:val="30"/>
+          <w:u w:val="single"/>
+        </w:rPr>
+        <w:t>自我介绍</w:t>
+      </w:r>
+      <w:r>
+        <w:rPr>
+          <w:rFonts w:hAnsi="宋体" w:cs="宋体" w:hint="eastAsia"/>
+          <w:sz w:val="30"/>
+          <w:szCs w:val="30"/>
+          <w:u w:val="single"/>
+        </w:rPr>
+        <w:t>}}</w:t>
       </w:r>
     </w:p>
     <w:p>
@@ -678,7 +1006,25 @@
           <w:szCs w:val="30"/>
           <w:u w:val="single"/>
         </w:rPr>
-        <w:t>{受伤职工}</w:t>
+        <w:t>{{</w:t>
+      </w:r>
+      <w:r>
+        <w:rPr>
+          <w:rFonts w:hAnsi="宋体" w:cs="宋体"/>
+          <w:sz w:val="30"/>
+          <w:szCs w:val="30"/>
+          <w:u w:val="single"/>
+        </w:rPr>
+        <w:t>受伤职工</w:t>
+      </w:r>
+      <w:r>
+        <w:rPr>
+          <w:rFonts w:hAnsi="宋体" w:cs="宋体"/>
+          <w:sz w:val="30"/>
+          <w:szCs w:val="30"/>
+          <w:u w:val="single"/>
+        </w:rPr>
+        <w:t>}}</w:t>
       </w:r>
       <w:r>
         <w:rPr>
@@ -718,7 +1064,25 @@
           <w:szCs w:val="30"/>
           <w:u w:val="single"/>
         </w:rPr>
-        <w:t>{受伤职工}</w:t>
+        <w:t>{{</w:t>
+      </w:r>
+      <w:r>
+        <w:rPr>
+          <w:rFonts w:hAnsi="宋体" w:cs="宋体" w:hint="eastAsia"/>
+          <w:sz w:val="30"/>
+          <w:szCs w:val="30"/>
+          <w:u w:val="single"/>
+        </w:rPr>
+        <w:t>受伤职工</w:t>
+      </w:r>
+      <w:r>
+        <w:rPr>
+          <w:rFonts w:hAnsi="宋体" w:cs="宋体" w:hint="eastAsia"/>
+          <w:sz w:val="30"/>
+          <w:szCs w:val="30"/>
+          <w:u w:val="single"/>
+        </w:rPr>
+        <w:t>}}</w:t>
       </w:r>
       <w:r>
         <w:rPr>
@@ -760,7 +1124,25 @@
           <w:szCs w:val="30"/>
           <w:u w:val="single"/>
         </w:rPr>
-        <w:t>{受伤职工}</w:t>
+        <w:t>{{</w:t>
+      </w:r>
+      <w:r>
+        <w:rPr>
+          <w:rFonts w:hAnsi="宋体" w:cs="宋体" w:hint="eastAsia"/>
+          <w:sz w:val="30"/>
+          <w:szCs w:val="30"/>
+          <w:u w:val="single"/>
+        </w:rPr>
+        <w:t>受伤职工</w:t>
+      </w:r>
+      <w:r>
+        <w:rPr>
+          <w:rFonts w:hAnsi="宋体" w:cs="宋体" w:hint="eastAsia"/>
+          <w:sz w:val="30"/>
+          <w:szCs w:val="30"/>
+          <w:u w:val="single"/>
+        </w:rPr>
+        <w:t>}}</w:t>
       </w:r>
       <w:r>
         <w:rPr>
@@ -799,7 +1181,25 @@
           <w:szCs w:val="30"/>
           <w:u w:val="single"/>
         </w:rPr>
-        <w:t>{受伤职工}</w:t>
+        <w:t>{{</w:t>
+      </w:r>
+      <w:r>
+        <w:rPr>
+          <w:rFonts w:hAnsi="宋体" w:cs="宋体" w:hint="eastAsia"/>
+          <w:sz w:val="30"/>
+          <w:szCs w:val="30"/>
+          <w:u w:val="single"/>
+        </w:rPr>
+        <w:t>受伤职工</w:t>
+      </w:r>
+      <w:r>
+        <w:rPr>
+          <w:rFonts w:hAnsi="宋体" w:cs="宋体" w:hint="eastAsia"/>
+          <w:sz w:val="30"/>
+          <w:szCs w:val="30"/>
+          <w:u w:val="single"/>
+        </w:rPr>
+        <w:t>}}</w:t>
       </w:r>
       <w:r>
         <w:rPr>
@@ -901,7 +1301,25 @@
           <w:szCs w:val="30"/>
           <w:u w:val="single"/>
         </w:rPr>
-        <w:t>{受伤职工}</w:t>
+        <w:t>{{</w:t>
+      </w:r>
+      <w:r>
+        <w:rPr>
+          <w:rFonts w:hAnsi="宋体" w:cs="宋体" w:hint="eastAsia"/>
+          <w:sz w:val="30"/>
+          <w:szCs w:val="30"/>
+          <w:u w:val="single"/>
+        </w:rPr>
+        <w:t>受伤职工</w:t>
+      </w:r>
+      <w:r>
+        <w:rPr>
+          <w:rFonts w:hAnsi="宋体" w:cs="宋体" w:hint="eastAsia"/>
+          <w:sz w:val="30"/>
+          <w:szCs w:val="30"/>
+          <w:u w:val="single"/>
+        </w:rPr>
+        <w:t>}}</w:t>
       </w:r>
       <w:r>
         <w:rPr>
@@ -982,7 +1400,25 @@
           <w:szCs w:val="30"/>
           <w:u w:val="single"/>
         </w:rPr>
-        <w:t>{受伤职工}</w:t>
+        <w:t>{{</w:t>
+      </w:r>
+      <w:r>
+        <w:rPr>
+          <w:rFonts w:hAnsi="宋体" w:cs="宋体"/>
+          <w:sz w:val="30"/>
+          <w:szCs w:val="30"/>
+          <w:u w:val="single"/>
+        </w:rPr>
+        <w:t>受伤职工</w:t>
+      </w:r>
+      <w:r>
+        <w:rPr>
+          <w:rFonts w:hAnsi="宋体" w:cs="宋体"/>
+          <w:sz w:val="30"/>
+          <w:szCs w:val="30"/>
+          <w:u w:val="single"/>
+        </w:rPr>
+        <w:t>}}</w:t>
       </w:r>
       <w:r>
         <w:rPr>
@@ -1021,7 +1457,25 @@
           <w:szCs w:val="30"/>
           <w:u w:val="single"/>
         </w:rPr>
-        <w:t>{用人单位}</w:t>
+        <w:t>{{</w:t>
+      </w:r>
+      <w:r>
+        <w:rPr>
+          <w:rFonts w:hAnsi="宋体" w:cs="宋体" w:hint="eastAsia"/>
+          <w:sz w:val="30"/>
+          <w:szCs w:val="30"/>
+          <w:u w:val="single"/>
+        </w:rPr>
+        <w:t>用人单位</w:t>
+      </w:r>
+      <w:r>
+        <w:rPr>
+          <w:rFonts w:hAnsi="宋体" w:cs="宋体" w:hint="eastAsia"/>
+          <w:sz w:val="30"/>
+          <w:szCs w:val="30"/>
+          <w:u w:val="single"/>
+        </w:rPr>
+        <w:t>}}</w:t>
       </w:r>
       <w:r>
         <w:rPr>
@@ -1039,7 +1493,25 @@
           <w:szCs w:val="30"/>
           <w:u w:val="single"/>
         </w:rPr>
-        <w:t>{受伤职工}</w:t>
+        <w:t>{{</w:t>
+      </w:r>
+      <w:r>
+        <w:rPr>
+          <w:rFonts w:hAnsi="宋体" w:cs="宋体" w:hint="eastAsia"/>
+          <w:sz w:val="30"/>
+          <w:szCs w:val="30"/>
+          <w:u w:val="single"/>
+        </w:rPr>
+        <w:t>受伤职工</w:t>
+      </w:r>
+      <w:r>
+        <w:rPr>
+          <w:rFonts w:hAnsi="宋体" w:cs="宋体" w:hint="eastAsia"/>
+          <w:sz w:val="30"/>
+          <w:szCs w:val="30"/>
+          <w:u w:val="single"/>
+        </w:rPr>
+        <w:t>}}</w:t>
       </w:r>
       <w:r>
         <w:rPr>
@@ -1235,7 +1707,25 @@
           <w:szCs w:val="30"/>
           <w:u w:val="single"/>
         </w:rPr>
-        <w:t>{受伤职工}</w:t>
+        <w:t>{{</w:t>
+      </w:r>
+      <w:r>
+        <w:rPr>
+          <w:rFonts w:hAnsi="宋体" w:cs="宋体" w:hint="eastAsia"/>
+          <w:sz w:val="30"/>
+          <w:szCs w:val="30"/>
+          <w:u w:val="single"/>
+        </w:rPr>
+        <w:t>受伤职工</w:t>
+      </w:r>
+      <w:r>
+        <w:rPr>
+          <w:rFonts w:hAnsi="宋体" w:cs="宋体" w:hint="eastAsia"/>
+          <w:sz w:val="30"/>
+          <w:szCs w:val="30"/>
+          <w:u w:val="single"/>
+        </w:rPr>
+        <w:t>}}</w:t>
       </w:r>
       <w:r>
         <w:rPr>
@@ -1295,7 +1785,25 @@
           <w:szCs w:val="30"/>
           <w:u w:val="single"/>
         </w:rPr>
-        <w:t>{受伤职工}</w:t>
+        <w:t>{{</w:t>
+      </w:r>
+      <w:r>
+        <w:rPr>
+          <w:rFonts w:hAnsi="宋体" w:cs="宋体" w:hint="eastAsia"/>
+          <w:sz w:val="30"/>
+          <w:szCs w:val="30"/>
+          <w:u w:val="single"/>
+        </w:rPr>
+        <w:t>受伤职工</w:t>
+      </w:r>
+      <w:r>
+        <w:rPr>
+          <w:rFonts w:hAnsi="宋体" w:cs="宋体" w:hint="eastAsia"/>
+          <w:sz w:val="30"/>
+          <w:szCs w:val="30"/>
+          <w:u w:val="single"/>
+        </w:rPr>
+        <w:t>}}</w:t>
       </w:r>
       <w:r>
         <w:rPr>
@@ -1355,7 +1863,25 @@
           <w:szCs w:val="30"/>
           <w:u w:val="single"/>
         </w:rPr>
-        <w:t>{受伤职工}</w:t>
+        <w:t>{{</w:t>
+      </w:r>
+      <w:r>
+        <w:rPr>
+          <w:rFonts w:hAnsi="宋体" w:cs="宋体" w:hint="eastAsia"/>
+          <w:sz w:val="30"/>
+          <w:szCs w:val="30"/>
+          <w:u w:val="single"/>
+        </w:rPr>
+        <w:t>受伤职工</w:t>
+      </w:r>
+      <w:r>
+        <w:rPr>
+          <w:rFonts w:hAnsi="宋体" w:cs="宋体" w:hint="eastAsia"/>
+          <w:sz w:val="30"/>
+          <w:szCs w:val="30"/>
+          <w:u w:val="single"/>
+        </w:rPr>
+        <w:t>}}</w:t>
       </w:r>
       <w:r>
         <w:rPr>
@@ -1415,7 +1941,25 @@
           <w:szCs w:val="30"/>
           <w:u w:val="single"/>
         </w:rPr>
-        <w:t>{受伤职工}</w:t>
+        <w:t>{{</w:t>
+      </w:r>
+      <w:r>
+        <w:rPr>
+          <w:rFonts w:hAnsi="宋体" w:cs="宋体" w:hint="eastAsia"/>
+          <w:sz w:val="30"/>
+          <w:szCs w:val="30"/>
+          <w:u w:val="single"/>
+        </w:rPr>
+        <w:t>受伤职工</w:t>
+      </w:r>
+      <w:r>
+        <w:rPr>
+          <w:rFonts w:hAnsi="宋体" w:cs="宋体" w:hint="eastAsia"/>
+          <w:sz w:val="30"/>
+          <w:szCs w:val="30"/>
+          <w:u w:val="single"/>
+        </w:rPr>
+        <w:t>}}</w:t>
       </w:r>
       <w:r>
         <w:rPr>
@@ -1433,7 +1977,25 @@
           <w:szCs w:val="30"/>
           <w:u w:val="single"/>
         </w:rPr>
-        <w:t>{受伤职工}</w:t>
+        <w:t>{{</w:t>
+      </w:r>
+      <w:r>
+        <w:rPr>
+          <w:rFonts w:hAnsi="宋体" w:cs="宋体" w:hint="eastAsia"/>
+          <w:sz w:val="30"/>
+          <w:szCs w:val="30"/>
+          <w:u w:val="single"/>
+        </w:rPr>
+        <w:t>受伤职工</w:t>
+      </w:r>
+      <w:r>
+        <w:rPr>
+          <w:rFonts w:hAnsi="宋体" w:cs="宋体" w:hint="eastAsia"/>
+          <w:sz w:val="30"/>
+          <w:szCs w:val="30"/>
+          <w:u w:val="single"/>
+        </w:rPr>
+        <w:t>}}</w:t>
       </w:r>
       <w:r>
         <w:rPr>
@@ -1528,6 +2090,7 @@
           <w:szCs w:val="30"/>
           <w:u w:val="single"/>
         </w:rPr>
+        <w:lastRenderedPageBreak/>
         <w:t>问：</w:t>
       </w:r>
       <w:r>
@@ -1537,7 +2100,25 @@
           <w:szCs w:val="30"/>
           <w:u w:val="single"/>
         </w:rPr>
-        <w:t>{受伤职工}</w:t>
+        <w:t>{{</w:t>
+      </w:r>
+      <w:r>
+        <w:rPr>
+          <w:rFonts w:hAnsi="宋体" w:cs="宋体" w:hint="eastAsia"/>
+          <w:sz w:val="30"/>
+          <w:szCs w:val="30"/>
+          <w:u w:val="single"/>
+        </w:rPr>
+        <w:t>受伤职工</w:t>
+      </w:r>
+      <w:r>
+        <w:rPr>
+          <w:rFonts w:hAnsi="宋体" w:cs="宋体" w:hint="eastAsia"/>
+          <w:sz w:val="30"/>
+          <w:szCs w:val="30"/>
+          <w:u w:val="single"/>
+        </w:rPr>
+        <w:t>}}</w:t>
       </w:r>
       <w:r>
         <w:rPr>
@@ -1567,7 +2148,6 @@
           <w:szCs w:val="30"/>
           <w:u w:val="single"/>
         </w:rPr>
-        <w:lastRenderedPageBreak/>
         <w:t>答：我不清楚。</w:t>
       </w:r>
     </w:p>
